--- a/docs/作業評価のしくみについて.docx
+++ b/docs/作業評価のしくみについて.docx
@@ -31,7 +31,7 @@
           <w:sz w:val="22"/>
           <w:szCs w:val="22"/>
         </w:rPr>
-        <w:t xml:space="preserve">― なぜ「1件あたり何分」での比較をやめたのか ―</w:t>
+        <w:t xml:space="preserve">― 会社目標「1件あたり1.6分」に、どう向き合うか ―</w:t>
       </w:r>
     </w:p>
     <w:p>
@@ -79,105 +79,7 @@
           <w:sz w:val="26"/>
           <w:szCs w:val="26"/>
         </w:rPr>
-        <w:t xml:space="preserve">1. きっかけ ― 従来の「1件あたり何分」を検証しました</w:t>
-      </w:r>
-    </w:p>
-    <w:p>
-      <w:pPr>
-        <w:spacing w:after="120" w:before="0" w:line="300"/>
-      </w:pPr>
-      <w:r>
-        <w:rPr>
-          <w:rFonts w:ascii="游ゴシック" w:cs="游ゴシック" w:eastAsia="游ゴシック" w:hAnsi="游ゴシック"/>
-          <w:sz w:val="21"/>
-          <w:szCs w:val="21"/>
-        </w:rPr>
-        <w:t xml:space="preserve">これまでは「実際にかかった時間 ÷ 件数」、つまり1件あたり何分かかったか、という数字で見ていました。単純で分かりやすい数字です。</w:t>
-      </w:r>
-    </w:p>
-    <w:p>
-      <w:pPr>
-        <w:spacing w:after="120" w:before="0" w:line="300"/>
-      </w:pPr>
-      <w:r>
-        <w:rPr>
-          <w:rFonts w:ascii="游ゴシック" w:cs="游ゴシック" w:eastAsia="游ゴシック" w:hAnsi="游ゴシック"/>
-          <w:sz w:val="21"/>
-          <w:szCs w:val="21"/>
-        </w:rPr>
-        <w:t xml:space="preserve">ところが2026年4月の実績（29名・45,716件・記録の揃った21日分）で検証したところ、この数字は、その人の速さではなく、担当したリストの中身で決まっていたことが分かりました。</w:t>
-      </w:r>
-    </w:p>
-    <w:p>
-      <w:pPr>
-        <w:pStyle w:val="Heading1"/>
-        <w:pBdr>
-          <w:bottom w:val="single" w:color="17375E" w:sz="10" w:space="4"/>
-        </w:pBdr>
-        <w:spacing w:after="160" w:before="320"/>
-      </w:pPr>
-      <w:r>
-        <w:rPr>
-          <w:rFonts w:ascii="游ゴシック" w:cs="游ゴシック" w:eastAsia="游ゴシック" w:hAnsi="游ゴシック"/>
-          <w:b/>
-          <w:bCs/>
-          <w:color w:val="17375E"/>
-          <w:sz w:val="26"/>
-          <w:szCs w:val="26"/>
-        </w:rPr>
-        <w:t xml:space="preserve">2. 何が起きていたのか</w:t>
-      </w:r>
-    </w:p>
-    <w:p>
-      <w:pPr>
-        <w:spacing w:after="120" w:before="0" w:line="300"/>
-      </w:pPr>
-      <w:r>
-        <w:rPr>
-          <w:rFonts w:ascii="游ゴシック" w:cs="游ゴシック" w:eastAsia="游ゴシック" w:hAnsi="游ゴシック"/>
-          <w:sz w:val="21"/>
-          <w:szCs w:val="21"/>
-        </w:rPr>
-        <w:t xml:space="preserve">ピッキングには、1社ごとに必ず発生する時間があります。リストを見るのに約46秒、伝票を挟むのに約46秒。合わせて1社あたり約92秒です。これを「段取り」と呼びます。</w:t>
-      </w:r>
-    </w:p>
-    <w:p>
-      <w:pPr>
-        <w:spacing w:after="120" w:before="0" w:line="300"/>
-      </w:pPr>
-      <w:r>
-        <w:rPr>
-          <w:rFonts w:ascii="游ゴシック" w:cs="游ゴシック" w:eastAsia="游ゴシック" w:hAnsi="游ゴシック"/>
-          <w:sz w:val="21"/>
-          <w:szCs w:val="21"/>
-        </w:rPr>
-        <w:t xml:space="preserve">この段取りは、4月のピッキング総時間679.7時間のうち233.2時間、割合にして34.3％を占めていました。作業時間の3分の1が、件数ではなく社数で決まっていたことになります。</w:t>
-      </w:r>
-    </w:p>
-    <w:p>
-      <w:pPr>
-        <w:spacing w:after="120" w:before="0" w:line="300"/>
-      </w:pPr>
-      <w:r>
-        <w:rPr>
-          <w:rFonts w:ascii="游ゴシック" w:cs="游ゴシック" w:eastAsia="游ゴシック" w:hAnsi="游ゴシック"/>
-          <w:sz w:val="21"/>
-          <w:szCs w:val="21"/>
-        </w:rPr>
-        <w:t xml:space="preserve">ここで問題になるのがリストの中身です。1社から10個まとめて引くリストと、1社1個のリストを10枚引くのとでは、同じ10個でも背負う段取りが10倍違います。</w:t>
-      </w:r>
-    </w:p>
-    <w:p>
-      <w:pPr>
-        <w:spacing w:after="120" w:before="0" w:line="300"/>
-      </w:pPr>
-      <w:r>
-        <w:rPr>
-          <w:rFonts w:ascii="游ゴシック" w:cs="游ゴシック" w:eastAsia="游ゴシック" w:hAnsi="游ゴシック"/>
-          <w:sz w:val="21"/>
-          <w:szCs w:val="21"/>
-        </w:rPr>
-        <w:t xml:space="preserve">そこで「1件あたり何社ぶんの段取りを背負ったか」と「1件あたり何分かかったか」の関係を調べました。結果ははっきりと右上がりでした。</w:t>
+        <w:t xml:space="preserve">1. 会社の目標（変わらない数字）</w:t>
       </w:r>
     </w:p>
     <w:tbl>
@@ -199,11 +101,11 @@
         <w:tc>
           <w:tcPr>
             <w:tcW w:type="dxa" w:w="9000"/>
-            <w:shd w:fill="FDF2F2" w:val="clear"/>
-            <w:tcMar>
-              <w:top w:type="dxa" w:w="120"/>
+            <w:shd w:fill="F2F6FA" w:val="clear"/>
+            <w:tcMar>
+              <w:top w:type="dxa" w:w="130"/>
               <w:left w:type="dxa" w:w="180"/>
-              <w:bottom w:type="dxa" w:w="120"/>
+              <w:bottom w:type="dxa" w:w="130"/>
               <w:right w:type="dxa" w:w="180"/>
             </w:tcMar>
           </w:tcPr>
@@ -215,30 +117,12 @@
             <w:r>
               <w:rPr>
                 <w:rFonts w:ascii="游ゴシック" w:cs="游ゴシック" w:eastAsia="游ゴシック" w:hAnsi="游ゴシック"/>
-                <w:b w:val="false"/>
-                <w:bCs w:val="false"/>
-                <w:color w:val="404040"/>
-                <w:sz w:val="20"/>
-                <w:szCs w:val="20"/>
-              </w:rPr>
-              <w:t xml:space="preserve">従来の「1件あたり何分」と、リスト構成との関係</w:t>
-            </w:r>
-          </w:p>
-          <w:p>
-            <w:pPr>
-              <w:spacing w:after="80" w:line="300"/>
-              <w:jc w:val="center"/>
-            </w:pPr>
-            <w:r>
-              <w:rPr>
-                <w:rFonts w:ascii="游ゴシック" w:cs="游ゴシック" w:eastAsia="游ゴシック" w:hAnsi="游ゴシック"/>
                 <w:b/>
                 <w:bCs/>
-                <w:color w:val="C00000"/>
                 <w:sz w:val="24"/>
                 <w:szCs w:val="24"/>
               </w:rPr>
-              <w:t xml:space="preserve">相関 r ＝ 0.43　（p ＝ 0.019、29名）</w:t>
+              <w:t xml:space="preserve">ピッキング 1.6 分/件　＋　梱包 1.6 分/件　＝　合計 3.2 分</w:t>
             </w:r>
           </w:p>
           <w:p>
@@ -255,7 +139,7 @@
                 <w:sz w:val="20"/>
                 <w:szCs w:val="20"/>
               </w:rPr>
-              <w:t xml:space="preserve">この大きさの偏りは、偶然では説明できません</w:t>
+              <w:t xml:space="preserve">工程ごとにそれぞれ 1.6 分。誰に対しても同じ目標です。</w:t>
             </w:r>
           </w:p>
         </w:tc>
@@ -263,15 +147,35 @@
     </w:tbl>
     <w:p>
       <w:pPr>
-        <w:spacing w:after="120" w:before="120" w:line="300"/>
-      </w:pPr>
-      <w:r>
-        <w:rPr>
-          <w:rFonts w:ascii="游ゴシック" w:cs="游ゴシック" w:eastAsia="游ゴシック" w:hAnsi="游ゴシック"/>
-          <w:sz w:val="21"/>
-          <w:szCs w:val="21"/>
-        </w:rPr>
-        <w:t xml:space="preserve">つまり、1社1個のリストを多く引いた人ほど、同じ速さで働いても数字が悪く出ていたということです。本人の努力や技能とは関係のない差が、評価に混ざっていました。</w:t>
+        <w:spacing w:after="120" w:before="140" w:line="300"/>
+      </w:pPr>
+      <w:r>
+        <w:rPr>
+          <w:rFonts w:ascii="游ゴシック" w:cs="游ゴシック" w:eastAsia="游ゴシック" w:hAnsi="游ゴシック"/>
+          <w:sz w:val="21"/>
+          <w:szCs w:val="21"/>
+        </w:rPr>
+        <w:t xml:space="preserve">この数字は会社が定めたもので、変更しない前提です。この文書の目的は、この目標に対して「いま何秒足りないのか」「その不足は誰が何をすれば埋まるのか」を、はっきりさせることです。</w:t>
+      </w:r>
+    </w:p>
+    <w:p>
+      <w:pPr>
+        <w:pStyle w:val="Heading1"/>
+        <w:pBdr>
+          <w:bottom w:val="single" w:color="17375E" w:sz="10" w:space="4"/>
+        </w:pBdr>
+        <w:spacing w:after="160" w:before="320"/>
+      </w:pPr>
+      <w:r>
+        <w:rPr>
+          <w:rFonts w:ascii="游ゴシック" w:cs="游ゴシック" w:eastAsia="游ゴシック" w:hAnsi="游ゴシック"/>
+          <w:b/>
+          <w:bCs/>
+          <w:color w:val="17375E"/>
+          <w:sz w:val="26"/>
+          <w:szCs w:val="26"/>
+        </w:rPr>
+        <w:t xml:space="preserve">2. これまでの評価には、速さ以外のものが混ざっていました</w:t>
       </w:r>
     </w:p>
     <w:p>
@@ -284,7 +188,46 @@
           <w:sz w:val="21"/>
           <w:szCs w:val="21"/>
         </w:rPr>
-        <w:t xml:space="preserve">そこで段取りの分を差し引いた「手を動かす速さそのもの」で、同じ関係を調べ直しました。</w:t>
+        <w:t xml:space="preserve">従来は「実際にかかった時間 ÷ 件数」、つまり1件あたり何分かかったか、という数字で見ていました。単純で分かりやすい数字です。</w:t>
+      </w:r>
+    </w:p>
+    <w:p>
+      <w:pPr>
+        <w:spacing w:after="120" w:before="0" w:line="300"/>
+      </w:pPr>
+      <w:r>
+        <w:rPr>
+          <w:rFonts w:ascii="游ゴシック" w:cs="游ゴシック" w:eastAsia="游ゴシック" w:hAnsi="游ゴシック"/>
+          <w:sz w:val="21"/>
+          <w:szCs w:val="21"/>
+        </w:rPr>
+        <w:t xml:space="preserve">ところが2026年4月の実績（29名・45,716件・記録の揃った21日分）で検証したところ、この数字は、その人の速さではなく、担当したリストの中身で決まっていたことが分かりました。</w:t>
+      </w:r>
+    </w:p>
+    <w:p>
+      <w:pPr>
+        <w:spacing w:after="120" w:before="0" w:line="300"/>
+      </w:pPr>
+      <w:r>
+        <w:rPr>
+          <w:rFonts w:ascii="游ゴシック" w:cs="游ゴシック" w:eastAsia="游ゴシック" w:hAnsi="游ゴシック"/>
+          <w:sz w:val="21"/>
+          <w:szCs w:val="21"/>
+        </w:rPr>
+        <w:t xml:space="preserve">ピッキングには1社ごとに必ず発生する時間（段取り）があります。1社から10個まとめて引くリストと、1社1個のリストを10枚引くのとでは、同じ10個でも背負う段取りが10倍違います。</w:t>
+      </w:r>
+    </w:p>
+    <w:p>
+      <w:pPr>
+        <w:spacing w:after="120" w:before="0" w:line="300"/>
+      </w:pPr>
+      <w:r>
+        <w:rPr>
+          <w:rFonts w:ascii="游ゴシック" w:cs="游ゴシック" w:eastAsia="游ゴシック" w:hAnsi="游ゴシック"/>
+          <w:sz w:val="21"/>
+          <w:szCs w:val="21"/>
+        </w:rPr>
+        <w:t xml:space="preserve">そこで「1件あたり何社ぶんの段取りを背負ったか」と「1件あたり何分かかったか」の関係を調べると、はっきり右上がりでした。</w:t>
       </w:r>
     </w:p>
     <w:tbl>
@@ -306,11 +249,11 @@
         <w:tc>
           <w:tcPr>
             <w:tcW w:type="dxa" w:w="9000"/>
-            <w:shd w:fill="F1FAF6" w:val="clear"/>
-            <w:tcMar>
-              <w:top w:type="dxa" w:w="120"/>
+            <w:shd w:fill="FDF2F2" w:val="clear"/>
+            <w:tcMar>
+              <w:top w:type="dxa" w:w="130"/>
               <w:left w:type="dxa" w:w="180"/>
-              <w:bottom w:type="dxa" w:w="120"/>
+              <w:bottom w:type="dxa" w:w="130"/>
               <w:right w:type="dxa" w:w="180"/>
             </w:tcMar>
           </w:tcPr>
@@ -328,7 +271,7 @@
                 <w:sz w:val="20"/>
                 <w:szCs w:val="20"/>
               </w:rPr>
-              <w:t xml:space="preserve">段取りを除いたあとの速さと、リスト構成との関係</w:t>
+              <w:t xml:space="preserve">従来の「1件あたり何分」と、リスト構成との関係</w:t>
             </w:r>
           </w:p>
           <w:p>
@@ -341,11 +284,11 @@
                 <w:rFonts w:ascii="游ゴシック" w:cs="游ゴシック" w:eastAsia="游ゴシック" w:hAnsi="游ゴシック"/>
                 <w:b/>
                 <w:bCs/>
-                <w:color w:val="1BAF7A"/>
+                <w:color w:val="C00000"/>
                 <w:sz w:val="24"/>
                 <w:szCs w:val="24"/>
               </w:rPr>
-              <w:t xml:space="preserve">相関 r ＝ 0.09　（p ＝ 0.64、29名）</w:t>
+              <w:t xml:space="preserve">相関 r ＝ 0.43　（p ＝ 0.019、29名）</w:t>
             </w:r>
           </w:p>
           <w:p>
@@ -362,7 +305,7 @@
                 <w:sz w:val="20"/>
                 <w:szCs w:val="20"/>
               </w:rPr>
-              <w:t xml:space="preserve">偶然の範囲です。担当リストの偏りを取り除けました</w:t>
+              <w:t xml:space="preserve">この大きさの偏りは、偶然では説明できません</w:t>
             </w:r>
           </w:p>
         </w:tc>
@@ -378,7 +321,7 @@
           <w:sz w:val="21"/>
           <w:szCs w:val="21"/>
         </w:rPr>
-        <w:t xml:space="preserve">この確認が取れたので、新しい方式に切り替えました。</w:t>
+        <w:t xml:space="preserve">1社1個のリストを多く引いた人ほど、同じ速さで働いても数字が悪く出ていた、ということです。本人の努力や技能とは関係のない差が、評価に混ざっていました。</w:t>
       </w:r>
     </w:p>
     <w:p>
@@ -398,7 +341,7 @@
           <w:sz w:val="26"/>
           <w:szCs w:val="26"/>
         </w:rPr>
-        <w:t xml:space="preserve">3. 新しいしくみ</w:t>
+        <w:t xml:space="preserve">3. 段取り時間を見直しました</w:t>
       </w:r>
     </w:p>
     <w:p>
@@ -411,7 +354,709 @@
           <w:sz w:val="21"/>
           <w:szCs w:val="21"/>
         </w:rPr>
-        <w:t xml:space="preserve">一人ひとりについて「その物量なら本来これくらいかかるはず」という時間（標準時間）を先に計算し、実際にかかった時間と比べます。</w:t>
+        <w:t xml:space="preserve">段取りは当初「リストを見る 46.05秒 ＋ 伝票を挟む 46.05秒 ＝ 1社あたり 92.1秒」としていました。しかし現場から「リストを見るのに46秒もかからない、10秒だ」との指摘があり、次のとおり改めました。</w:t>
+      </w:r>
+    </w:p>
+    <w:tbl>
+      <w:tblPr>
+        <w:tblW w:type="dxa" w:w="9000"/>
+        <w:tblBorders>
+          <w:top w:val="single" w:color="auto" w:sz="4"/>
+          <w:left w:val="single" w:color="auto" w:sz="4"/>
+          <w:bottom w:val="single" w:color="auto" w:sz="4"/>
+          <w:right w:val="single" w:color="auto" w:sz="4"/>
+          <w:insideH w:val="single" w:color="auto" w:sz="4"/>
+          <w:insideV w:val="single" w:color="auto" w:sz="4"/>
+        </w:tblBorders>
+      </w:tblPr>
+      <w:tblGrid>
+        <w:gridCol w:w="2800"/>
+        <w:gridCol w:w="3100"/>
+        <w:gridCol w:w="3100"/>
+      </w:tblGrid>
+      <w:tr>
+        <w:trPr>
+          <w:tblHeader/>
+        </w:trPr>
+        <w:tc>
+          <w:tcPr>
+            <w:tcW w:type="dxa" w:w="2800"/>
+            <w:shd w:fill="17375E" w:val="clear"/>
+            <w:tcMar>
+              <w:top w:type="dxa" w:w="80"/>
+              <w:left w:type="dxa" w:w="120"/>
+              <w:bottom w:type="dxa" w:w="80"/>
+              <w:right w:type="dxa" w:w="120"/>
+            </w:tcMar>
+          </w:tcPr>
+          <w:p>
+            <w:pPr>
+              <w:spacing w:after="0" w:line="280"/>
+              <w:jc w:val="center"/>
+            </w:pPr>
+            <w:r>
+              <w:rPr>
+                <w:rFonts w:ascii="游ゴシック" w:cs="游ゴシック" w:eastAsia="游ゴシック" w:hAnsi="游ゴシック"/>
+                <w:b/>
+                <w:bCs/>
+                <w:color w:val="FFFFFF"/>
+                <w:sz w:val="20"/>
+                <w:szCs w:val="20"/>
+              </w:rPr>
+              <w:t xml:space="preserve">1社あたりの段取り</w:t>
+            </w:r>
+          </w:p>
+        </w:tc>
+        <w:tc>
+          <w:tcPr>
+            <w:tcW w:type="dxa" w:w="3100"/>
+            <w:shd w:fill="17375E" w:val="clear"/>
+            <w:tcMar>
+              <w:top w:type="dxa" w:w="80"/>
+              <w:left w:type="dxa" w:w="120"/>
+              <w:bottom w:type="dxa" w:w="80"/>
+              <w:right w:type="dxa" w:w="120"/>
+            </w:tcMar>
+          </w:tcPr>
+          <w:p>
+            <w:pPr>
+              <w:spacing w:after="0" w:line="280"/>
+              <w:jc w:val="center"/>
+            </w:pPr>
+            <w:r>
+              <w:rPr>
+                <w:rFonts w:ascii="游ゴシック" w:cs="游ゴシック" w:eastAsia="游ゴシック" w:hAnsi="游ゴシック"/>
+                <w:b/>
+                <w:bCs/>
+                <w:color w:val="FFFFFF"/>
+                <w:sz w:val="20"/>
+                <w:szCs w:val="20"/>
+              </w:rPr>
+              <w:t xml:space="preserve">見直し前</w:t>
+            </w:r>
+          </w:p>
+        </w:tc>
+        <w:tc>
+          <w:tcPr>
+            <w:tcW w:type="dxa" w:w="3100"/>
+            <w:shd w:fill="17375E" w:val="clear"/>
+            <w:tcMar>
+              <w:top w:type="dxa" w:w="80"/>
+              <w:left w:type="dxa" w:w="120"/>
+              <w:bottom w:type="dxa" w:w="80"/>
+              <w:right w:type="dxa" w:w="120"/>
+            </w:tcMar>
+          </w:tcPr>
+          <w:p>
+            <w:pPr>
+              <w:spacing w:after="0" w:line="280"/>
+              <w:jc w:val="center"/>
+            </w:pPr>
+            <w:r>
+              <w:rPr>
+                <w:rFonts w:ascii="游ゴシック" w:cs="游ゴシック" w:eastAsia="游ゴシック" w:hAnsi="游ゴシック"/>
+                <w:b/>
+                <w:bCs/>
+                <w:color w:val="FFFFFF"/>
+                <w:sz w:val="20"/>
+                <w:szCs w:val="20"/>
+              </w:rPr>
+              <w:t xml:space="preserve">見直し後</w:t>
+            </w:r>
+          </w:p>
+        </w:tc>
+      </w:tr>
+      <w:tr>
+        <w:trPr>
+          <w:tblHeader w:val="false"/>
+        </w:trPr>
+        <w:tc>
+          <w:tcPr>
+            <w:tcW w:type="dxa" w:w="2800"/>
+            <w:tcMar>
+              <w:top w:type="dxa" w:w="80"/>
+              <w:left w:type="dxa" w:w="120"/>
+              <w:bottom w:type="dxa" w:w="80"/>
+              <w:right w:type="dxa" w:w="120"/>
+            </w:tcMar>
+          </w:tcPr>
+          <w:p>
+            <w:pPr>
+              <w:spacing w:after="0" w:line="280"/>
+            </w:pPr>
+            <w:r>
+              <w:rPr>
+                <w:rFonts w:ascii="游ゴシック" w:cs="游ゴシック" w:eastAsia="游ゴシック" w:hAnsi="游ゴシック"/>
+                <w:b w:val="false"/>
+                <w:bCs w:val="false"/>
+                <w:sz w:val="20"/>
+                <w:szCs w:val="20"/>
+              </w:rPr>
+              <w:t xml:space="preserve">① リストを見る</w:t>
+            </w:r>
+          </w:p>
+        </w:tc>
+        <w:tc>
+          <w:tcPr>
+            <w:tcW w:type="dxa" w:w="3100"/>
+            <w:tcMar>
+              <w:top w:type="dxa" w:w="80"/>
+              <w:left w:type="dxa" w:w="120"/>
+              <w:bottom w:type="dxa" w:w="80"/>
+              <w:right w:type="dxa" w:w="120"/>
+            </w:tcMar>
+          </w:tcPr>
+          <w:p>
+            <w:pPr>
+              <w:spacing w:after="0" w:line="280"/>
+            </w:pPr>
+            <w:r>
+              <w:rPr>
+                <w:rFonts w:ascii="游ゴシック" w:cs="游ゴシック" w:eastAsia="游ゴシック" w:hAnsi="游ゴシック"/>
+                <w:b w:val="false"/>
+                <w:bCs w:val="false"/>
+                <w:sz w:val="20"/>
+                <w:szCs w:val="20"/>
+              </w:rPr>
+              <w:t xml:space="preserve">46.05 秒</w:t>
+            </w:r>
+          </w:p>
+        </w:tc>
+        <w:tc>
+          <w:tcPr>
+            <w:tcW w:type="dxa" w:w="3100"/>
+            <w:tcMar>
+              <w:top w:type="dxa" w:w="80"/>
+              <w:left w:type="dxa" w:w="120"/>
+              <w:bottom w:type="dxa" w:w="80"/>
+              <w:right w:type="dxa" w:w="120"/>
+            </w:tcMar>
+          </w:tcPr>
+          <w:p>
+            <w:pPr>
+              <w:spacing w:after="0" w:line="280"/>
+            </w:pPr>
+            <w:r>
+              <w:rPr>
+                <w:rFonts w:ascii="游ゴシック" w:cs="游ゴシック" w:eastAsia="游ゴシック" w:hAnsi="游ゴシック"/>
+                <w:b w:val="false"/>
+                <w:bCs w:val="false"/>
+                <w:sz w:val="20"/>
+                <w:szCs w:val="20"/>
+              </w:rPr>
+              <w:t xml:space="preserve">10.00 秒</w:t>
+            </w:r>
+          </w:p>
+        </w:tc>
+      </w:tr>
+      <w:tr>
+        <w:trPr>
+          <w:tblHeader w:val="false"/>
+        </w:trPr>
+        <w:tc>
+          <w:tcPr>
+            <w:tcW w:type="dxa" w:w="2800"/>
+            <w:shd w:fill="F7F9FC" w:val="clear"/>
+            <w:tcMar>
+              <w:top w:type="dxa" w:w="80"/>
+              <w:left w:type="dxa" w:w="120"/>
+              <w:bottom w:type="dxa" w:w="80"/>
+              <w:right w:type="dxa" w:w="120"/>
+            </w:tcMar>
+          </w:tcPr>
+          <w:p>
+            <w:pPr>
+              <w:spacing w:after="0" w:line="280"/>
+            </w:pPr>
+            <w:r>
+              <w:rPr>
+                <w:rFonts w:ascii="游ゴシック" w:cs="游ゴシック" w:eastAsia="游ゴシック" w:hAnsi="游ゴシック"/>
+                <w:b w:val="false"/>
+                <w:bCs w:val="false"/>
+                <w:sz w:val="20"/>
+                <w:szCs w:val="20"/>
+              </w:rPr>
+              <w:t xml:space="preserve">④ 伝票を挟む</w:t>
+            </w:r>
+          </w:p>
+        </w:tc>
+        <w:tc>
+          <w:tcPr>
+            <w:tcW w:type="dxa" w:w="3100"/>
+            <w:shd w:fill="F7F9FC" w:val="clear"/>
+            <w:tcMar>
+              <w:top w:type="dxa" w:w="80"/>
+              <w:left w:type="dxa" w:w="120"/>
+              <w:bottom w:type="dxa" w:w="80"/>
+              <w:right w:type="dxa" w:w="120"/>
+            </w:tcMar>
+          </w:tcPr>
+          <w:p>
+            <w:pPr>
+              <w:spacing w:after="0" w:line="280"/>
+            </w:pPr>
+            <w:r>
+              <w:rPr>
+                <w:rFonts w:ascii="游ゴシック" w:cs="游ゴシック" w:eastAsia="游ゴシック" w:hAnsi="游ゴシック"/>
+                <w:b w:val="false"/>
+                <w:bCs w:val="false"/>
+                <w:sz w:val="20"/>
+                <w:szCs w:val="20"/>
+              </w:rPr>
+              <w:t xml:space="preserve">46.05 秒</w:t>
+            </w:r>
+          </w:p>
+        </w:tc>
+        <w:tc>
+          <w:tcPr>
+            <w:tcW w:type="dxa" w:w="3100"/>
+            <w:shd w:fill="F7F9FC" w:val="clear"/>
+            <w:tcMar>
+              <w:top w:type="dxa" w:w="80"/>
+              <w:left w:type="dxa" w:w="120"/>
+              <w:bottom w:type="dxa" w:w="80"/>
+              <w:right w:type="dxa" w:w="120"/>
+            </w:tcMar>
+          </w:tcPr>
+          <w:p>
+            <w:pPr>
+              <w:spacing w:after="0" w:line="280"/>
+            </w:pPr>
+            <w:r>
+              <w:rPr>
+                <w:rFonts w:ascii="游ゴシック" w:cs="游ゴシック" w:eastAsia="游ゴシック" w:hAnsi="游ゴシック"/>
+                <w:b w:val="false"/>
+                <w:bCs w:val="false"/>
+                <w:sz w:val="20"/>
+                <w:szCs w:val="20"/>
+              </w:rPr>
+              <w:t xml:space="preserve">46.05 秒（据え置き）</w:t>
+            </w:r>
+          </w:p>
+        </w:tc>
+      </w:tr>
+      <w:tr>
+        <w:trPr>
+          <w:tblHeader w:val="false"/>
+        </w:trPr>
+        <w:tc>
+          <w:tcPr>
+            <w:tcW w:type="dxa" w:w="2800"/>
+            <w:tcMar>
+              <w:top w:type="dxa" w:w="80"/>
+              <w:left w:type="dxa" w:w="120"/>
+              <w:bottom w:type="dxa" w:w="80"/>
+              <w:right w:type="dxa" w:w="120"/>
+            </w:tcMar>
+          </w:tcPr>
+          <w:p>
+            <w:pPr>
+              <w:spacing w:after="0" w:line="280"/>
+            </w:pPr>
+            <w:r>
+              <w:rPr>
+                <w:rFonts w:ascii="游ゴシック" w:cs="游ゴシック" w:eastAsia="游ゴシック" w:hAnsi="游ゴシック"/>
+                <w:b w:val="false"/>
+                <w:bCs w:val="false"/>
+                <w:sz w:val="20"/>
+                <w:szCs w:val="20"/>
+              </w:rPr>
+              <w:t xml:space="preserve">合計 a</w:t>
+            </w:r>
+          </w:p>
+        </w:tc>
+        <w:tc>
+          <w:tcPr>
+            <w:tcW w:type="dxa" w:w="3100"/>
+            <w:tcMar>
+              <w:top w:type="dxa" w:w="80"/>
+              <w:left w:type="dxa" w:w="120"/>
+              <w:bottom w:type="dxa" w:w="80"/>
+              <w:right w:type="dxa" w:w="120"/>
+            </w:tcMar>
+          </w:tcPr>
+          <w:p>
+            <w:pPr>
+              <w:spacing w:after="0" w:line="280"/>
+            </w:pPr>
+            <w:r>
+              <w:rPr>
+                <w:rFonts w:ascii="游ゴシック" w:cs="游ゴシック" w:eastAsia="游ゴシック" w:hAnsi="游ゴシック"/>
+                <w:b w:val="false"/>
+                <w:bCs w:val="false"/>
+                <w:sz w:val="20"/>
+                <w:szCs w:val="20"/>
+              </w:rPr>
+              <w:t xml:space="preserve">92.10 秒/社</w:t>
+            </w:r>
+          </w:p>
+        </w:tc>
+        <w:tc>
+          <w:tcPr>
+            <w:tcW w:type="dxa" w:w="3100"/>
+            <w:tcMar>
+              <w:top w:type="dxa" w:w="80"/>
+              <w:left w:type="dxa" w:w="120"/>
+              <w:bottom w:type="dxa" w:w="80"/>
+              <w:right w:type="dxa" w:w="120"/>
+            </w:tcMar>
+          </w:tcPr>
+          <w:p>
+            <w:pPr>
+              <w:spacing w:after="0" w:line="280"/>
+            </w:pPr>
+            <w:r>
+              <w:rPr>
+                <w:rFonts w:ascii="游ゴシック" w:cs="游ゴシック" w:eastAsia="游ゴシック" w:hAnsi="游ゴシック"/>
+                <w:b w:val="false"/>
+                <w:bCs w:val="false"/>
+                <w:sz w:val="20"/>
+                <w:szCs w:val="20"/>
+              </w:rPr>
+              <w:t xml:space="preserve">56.05 秒/社</w:t>
+            </w:r>
+          </w:p>
+        </w:tc>
+      </w:tr>
+    </w:tbl>
+    <w:p>
+      <w:pPr>
+        <w:spacing w:after="120" w:before="160" w:line="300"/>
+      </w:pPr>
+      <w:r>
+        <w:rPr>
+          <w:rFonts w:ascii="游ゴシック" w:cs="游ゴシック" w:eastAsia="游ゴシック" w:hAnsi="游ゴシック"/>
+          <w:sz w:val="21"/>
+          <w:szCs w:val="21"/>
+        </w:rPr>
+        <w:t xml:space="preserve">この見直しには大きな意味があります。1.6分（96秒）のうち、件数に比例する作業（棚まで移動＋棚から取ってカゴへ）が 75.6秒 を占めるため、段取りに使える枠は 20.4秒 しかありません。つまり「1社あたり何件のリストか」で、目標に届くかどうかが決まります。</w:t>
+      </w:r>
+    </w:p>
+    <w:tbl>
+      <w:tblPr>
+        <w:tblW w:type="dxa" w:w="9000"/>
+        <w:tblBorders>
+          <w:top w:val="single" w:color="auto" w:sz="4"/>
+          <w:left w:val="single" w:color="auto" w:sz="4"/>
+          <w:bottom w:val="single" w:color="auto" w:sz="4"/>
+          <w:right w:val="single" w:color="auto" w:sz="4"/>
+          <w:insideH w:val="single" w:color="auto" w:sz="4"/>
+          <w:insideV w:val="single" w:color="auto" w:sz="4"/>
+        </w:tblBorders>
+      </w:tblPr>
+      <w:tblGrid>
+        <w:gridCol w:w="3000"/>
+        <w:gridCol w:w="3000"/>
+        <w:gridCol w:w="3000"/>
+      </w:tblGrid>
+      <w:tr>
+        <w:trPr>
+          <w:tblHeader/>
+        </w:trPr>
+        <w:tc>
+          <w:tcPr>
+            <w:tcW w:type="dxa" w:w="3000"/>
+            <w:shd w:fill="17375E" w:val="clear"/>
+            <w:tcMar>
+              <w:top w:type="dxa" w:w="80"/>
+              <w:left w:type="dxa" w:w="120"/>
+              <w:bottom w:type="dxa" w:w="80"/>
+              <w:right w:type="dxa" w:w="120"/>
+            </w:tcMar>
+          </w:tcPr>
+          <w:p>
+            <w:pPr>
+              <w:spacing w:after="0" w:line="280"/>
+              <w:jc w:val="center"/>
+            </w:pPr>
+            <w:r>
+              <w:rPr>
+                <w:rFonts w:ascii="游ゴシック" w:cs="游ゴシック" w:eastAsia="游ゴシック" w:hAnsi="游ゴシック"/>
+                <w:b/>
+                <w:bCs/>
+                <w:color w:val="FFFFFF"/>
+                <w:sz w:val="20"/>
+                <w:szCs w:val="20"/>
+              </w:rPr>
+              <w:t xml:space="preserve">段取りの設定</w:t>
+            </w:r>
+          </w:p>
+        </w:tc>
+        <w:tc>
+          <w:tcPr>
+            <w:tcW w:type="dxa" w:w="3000"/>
+            <w:shd w:fill="17375E" w:val="clear"/>
+            <w:tcMar>
+              <w:top w:type="dxa" w:w="80"/>
+              <w:left w:type="dxa" w:w="120"/>
+              <w:bottom w:type="dxa" w:w="80"/>
+              <w:right w:type="dxa" w:w="120"/>
+            </w:tcMar>
+          </w:tcPr>
+          <w:p>
+            <w:pPr>
+              <w:spacing w:after="0" w:line="280"/>
+              <w:jc w:val="center"/>
+            </w:pPr>
+            <w:r>
+              <w:rPr>
+                <w:rFonts w:ascii="游ゴシック" w:cs="游ゴシック" w:eastAsia="游ゴシック" w:hAnsi="游ゴシック"/>
+                <w:b/>
+                <w:bCs/>
+                <w:color w:val="FFFFFF"/>
+                <w:sz w:val="20"/>
+                <w:szCs w:val="20"/>
+              </w:rPr>
+              <w:t xml:space="preserve">1.6分に必要な1社あたり件数</w:t>
+            </w:r>
+          </w:p>
+        </w:tc>
+        <w:tc>
+          <w:tcPr>
+            <w:tcW w:type="dxa" w:w="3000"/>
+            <w:shd w:fill="17375E" w:val="clear"/>
+            <w:tcMar>
+              <w:top w:type="dxa" w:w="80"/>
+              <w:left w:type="dxa" w:w="120"/>
+              <w:bottom w:type="dxa" w:w="80"/>
+              <w:right w:type="dxa" w:w="120"/>
+            </w:tcMar>
+          </w:tcPr>
+          <w:p>
+            <w:pPr>
+              <w:spacing w:after="0" w:line="280"/>
+              <w:jc w:val="center"/>
+            </w:pPr>
+            <w:r>
+              <w:rPr>
+                <w:rFonts w:ascii="游ゴシック" w:cs="游ゴシック" w:eastAsia="游ゴシック" w:hAnsi="游ゴシック"/>
+                <w:b/>
+                <w:bCs/>
+                <w:color w:val="FFFFFF"/>
+                <w:sz w:val="20"/>
+                <w:szCs w:val="20"/>
+              </w:rPr>
+              <w:t xml:space="preserve">実績 2.33 件との関係</w:t>
+            </w:r>
+          </w:p>
+        </w:tc>
+      </w:tr>
+      <w:tr>
+        <w:trPr>
+          <w:tblHeader w:val="false"/>
+        </w:trPr>
+        <w:tc>
+          <w:tcPr>
+            <w:tcW w:type="dxa" w:w="3000"/>
+            <w:tcMar>
+              <w:top w:type="dxa" w:w="80"/>
+              <w:left w:type="dxa" w:w="120"/>
+              <w:bottom w:type="dxa" w:w="80"/>
+              <w:right w:type="dxa" w:w="120"/>
+            </w:tcMar>
+          </w:tcPr>
+          <w:p>
+            <w:pPr>
+              <w:spacing w:after="0" w:line="280"/>
+            </w:pPr>
+            <w:r>
+              <w:rPr>
+                <w:rFonts w:ascii="游ゴシック" w:cs="游ゴシック" w:eastAsia="游ゴシック" w:hAnsi="游ゴシック"/>
+                <w:b w:val="false"/>
+                <w:bCs w:val="false"/>
+                <w:sz w:val="20"/>
+                <w:szCs w:val="20"/>
+              </w:rPr>
+              <w:t xml:space="preserve">見直し前 92.1 秒/社</w:t>
+            </w:r>
+          </w:p>
+        </w:tc>
+        <w:tc>
+          <w:tcPr>
+            <w:tcW w:type="dxa" w:w="3000"/>
+            <w:tcMar>
+              <w:top w:type="dxa" w:w="80"/>
+              <w:left w:type="dxa" w:w="120"/>
+              <w:bottom w:type="dxa" w:w="80"/>
+              <w:right w:type="dxa" w:w="120"/>
+            </w:tcMar>
+          </w:tcPr>
+          <w:p>
+            <w:pPr>
+              <w:spacing w:after="0" w:line="280"/>
+            </w:pPr>
+            <w:r>
+              <w:rPr>
+                <w:rFonts w:ascii="游ゴシック" w:cs="游ゴシック" w:eastAsia="游ゴシック" w:hAnsi="游ゴシック"/>
+                <w:b w:val="false"/>
+                <w:bCs w:val="false"/>
+                <w:sz w:val="20"/>
+                <w:szCs w:val="20"/>
+              </w:rPr>
+              <w:t xml:space="preserve">4.51 件</w:t>
+            </w:r>
+          </w:p>
+        </w:tc>
+        <w:tc>
+          <w:tcPr>
+            <w:tcW w:type="dxa" w:w="3000"/>
+            <w:tcMar>
+              <w:top w:type="dxa" w:w="80"/>
+              <w:left w:type="dxa" w:w="120"/>
+              <w:bottom w:type="dxa" w:w="80"/>
+              <w:right w:type="dxa" w:w="120"/>
+            </w:tcMar>
+          </w:tcPr>
+          <w:p>
+            <w:pPr>
+              <w:spacing w:after="0" w:line="280"/>
+            </w:pPr>
+            <w:r>
+              <w:rPr>
+                <w:rFonts w:ascii="游ゴシック" w:cs="游ゴシック" w:eastAsia="游ゴシック" w:hAnsi="游ゴシック"/>
+                <w:b w:val="false"/>
+                <w:bCs w:val="false"/>
+                <w:sz w:val="20"/>
+                <w:szCs w:val="20"/>
+              </w:rPr>
+              <w:t xml:space="preserve">1.94 倍が必要 — 事実上不可能</w:t>
+            </w:r>
+          </w:p>
+        </w:tc>
+      </w:tr>
+      <w:tr>
+        <w:trPr>
+          <w:tblHeader w:val="false"/>
+        </w:trPr>
+        <w:tc>
+          <w:tcPr>
+            <w:tcW w:type="dxa" w:w="3000"/>
+            <w:shd w:fill="F7F9FC" w:val="clear"/>
+            <w:tcMar>
+              <w:top w:type="dxa" w:w="80"/>
+              <w:left w:type="dxa" w:w="120"/>
+              <w:bottom w:type="dxa" w:w="80"/>
+              <w:right w:type="dxa" w:w="120"/>
+            </w:tcMar>
+          </w:tcPr>
+          <w:p>
+            <w:pPr>
+              <w:spacing w:after="0" w:line="280"/>
+            </w:pPr>
+            <w:r>
+              <w:rPr>
+                <w:rFonts w:ascii="游ゴシック" w:cs="游ゴシック" w:eastAsia="游ゴシック" w:hAnsi="游ゴシック"/>
+                <w:b w:val="false"/>
+                <w:bCs w:val="false"/>
+                <w:sz w:val="20"/>
+                <w:szCs w:val="20"/>
+              </w:rPr>
+              <w:t xml:space="preserve">見直し後 56.05 秒/社</w:t>
+            </w:r>
+          </w:p>
+        </w:tc>
+        <w:tc>
+          <w:tcPr>
+            <w:tcW w:type="dxa" w:w="3000"/>
+            <w:shd w:fill="F7F9FC" w:val="clear"/>
+            <w:tcMar>
+              <w:top w:type="dxa" w:w="80"/>
+              <w:left w:type="dxa" w:w="120"/>
+              <w:bottom w:type="dxa" w:w="80"/>
+              <w:right w:type="dxa" w:w="120"/>
+            </w:tcMar>
+          </w:tcPr>
+          <w:p>
+            <w:pPr>
+              <w:spacing w:after="0" w:line="280"/>
+            </w:pPr>
+            <w:r>
+              <w:rPr>
+                <w:rFonts w:ascii="游ゴシック" w:cs="游ゴシック" w:eastAsia="游ゴシック" w:hAnsi="游ゴシック"/>
+                <w:b w:val="false"/>
+                <w:bCs w:val="false"/>
+                <w:sz w:val="20"/>
+                <w:szCs w:val="20"/>
+              </w:rPr>
+              <w:t xml:space="preserve">2.75 件</w:t>
+            </w:r>
+          </w:p>
+        </w:tc>
+        <w:tc>
+          <w:tcPr>
+            <w:tcW w:type="dxa" w:w="3000"/>
+            <w:shd w:fill="F7F9FC" w:val="clear"/>
+            <w:tcMar>
+              <w:top w:type="dxa" w:w="80"/>
+              <w:left w:type="dxa" w:w="120"/>
+              <w:bottom w:type="dxa" w:w="80"/>
+              <w:right w:type="dxa" w:w="120"/>
+            </w:tcMar>
+          </w:tcPr>
+          <w:p>
+            <w:pPr>
+              <w:spacing w:after="0" w:line="280"/>
+            </w:pPr>
+            <w:r>
+              <w:rPr>
+                <w:rFonts w:ascii="游ゴシック" w:cs="游ゴシック" w:eastAsia="游ゴシック" w:hAnsi="游ゴシック"/>
+                <w:b w:val="false"/>
+                <w:bCs w:val="false"/>
+                <w:sz w:val="20"/>
+                <w:szCs w:val="20"/>
+              </w:rPr>
+              <w:t xml:space="preserve">あと +18％ — 手が届く</w:t>
+            </w:r>
+          </w:p>
+        </w:tc>
+      </w:tr>
+    </w:tbl>
+    <w:p>
+      <w:pPr>
+        <w:spacing w:after="120" w:before="160" w:line="300"/>
+      </w:pPr>
+      <w:r>
+        <w:rPr>
+          <w:rFonts w:ascii="游ゴシック" w:cs="游ゴシック" w:eastAsia="游ゴシック" w:hAnsi="游ゴシック"/>
+          <w:b/>
+          <w:bCs/>
+          <w:sz w:val="21"/>
+          <w:szCs w:val="21"/>
+        </w:rPr>
+        <w:t xml:space="preserve">段取りを正しい値に直したことで、会社目標が「届かない数字」から「届きうる数字」に変わりました。</w:t>
+      </w:r>
+    </w:p>
+    <w:p>
+      <w:pPr>
+        <w:pStyle w:val="Heading1"/>
+        <w:pBdr>
+          <w:bottom w:val="single" w:color="17375E" w:sz="10" w:space="4"/>
+        </w:pBdr>
+        <w:spacing w:after="160" w:before="320"/>
+      </w:pPr>
+      <w:r>
+        <w:rPr>
+          <w:rFonts w:ascii="游ゴシック" w:cs="游ゴシック" w:eastAsia="游ゴシック" w:hAnsi="游ゴシック"/>
+          <w:b/>
+          <w:bCs/>
+          <w:color w:val="17375E"/>
+          <w:sz w:val="26"/>
+          <w:szCs w:val="26"/>
+        </w:rPr>
+        <w:t xml:space="preserve">4. 新しいしくみ</w:t>
+      </w:r>
+    </w:p>
+    <w:p>
+      <w:pPr>
+        <w:spacing w:after="120" w:before="0" w:line="300"/>
+      </w:pPr>
+      <w:r>
+        <w:rPr>
+          <w:rFonts w:ascii="游ゴシック" w:cs="游ゴシック" w:eastAsia="游ゴシック" w:hAnsi="游ゴシック"/>
+          <w:sz w:val="21"/>
+          <w:szCs w:val="21"/>
+        </w:rPr>
+        <w:t xml:space="preserve">一人ひとりについて「その物量なら本来これくらいかかるはず」という時間（標準時間）を計算し、実際にかかった時間と比べます。</w:t>
       </w:r>
     </w:p>
     <w:tbl>
@@ -435,9 +1080,9 @@
             <w:tcW w:type="dxa" w:w="9000"/>
             <w:shd w:fill="F2F6FA" w:val="clear"/>
             <w:tcMar>
-              <w:top w:type="dxa" w:w="120"/>
+              <w:top w:type="dxa" w:w="130"/>
               <w:left w:type="dxa" w:w="180"/>
-              <w:bottom w:type="dxa" w:w="120"/>
+              <w:bottom w:type="dxa" w:w="130"/>
               <w:right w:type="dxa" w:w="180"/>
             </w:tcMar>
           </w:tcPr>
@@ -642,7 +1287,7 @@
                 <w:sz w:val="20"/>
                 <w:szCs w:val="20"/>
               </w:rPr>
-              <w:t xml:space="preserve">92.1秒（リストを見る＋伝票を挟む）</w:t>
+              <w:t xml:space="preserve">56.05 秒（リストを見る＋伝票を挟む）</w:t>
             </w:r>
           </w:p>
         </w:tc>
@@ -668,7 +1313,7 @@
                 <w:sz w:val="20"/>
                 <w:szCs w:val="20"/>
               </w:rPr>
-              <w:t xml:space="preserve">75.6秒（棚まで移動＋棚から取ってカゴへ）</w:t>
+              <w:t xml:space="preserve">75.6 秒（棚まで移動＋棚から取ってカゴへ）</w:t>
             </w:r>
           </w:p>
         </w:tc>
@@ -727,7 +1372,7 @@
                 <w:sz w:val="20"/>
                 <w:szCs w:val="20"/>
               </w:rPr>
-              <w:t xml:space="preserve">92.1秒</w:t>
+              <w:t xml:space="preserve">92.1 秒</w:t>
             </w:r>
           </w:p>
         </w:tc>
@@ -754,25 +1399,12 @@
                 <w:sz w:val="20"/>
                 <w:szCs w:val="20"/>
               </w:rPr>
-              <w:t xml:space="preserve">69.5秒</w:t>
+              <w:t xml:space="preserve">69.5 秒</w:t>
             </w:r>
           </w:p>
         </w:tc>
       </w:tr>
     </w:tbl>
-    <w:p>
-      <w:pPr>
-        <w:spacing w:after="120" w:before="160" w:line="300"/>
-      </w:pPr>
-      <w:r>
-        <w:rPr>
-          <w:rFonts w:ascii="游ゴシック" w:cs="游ゴシック" w:eastAsia="游ゴシック" w:hAnsi="游ゴシック"/>
-          <w:sz w:val="21"/>
-          <w:szCs w:val="21"/>
-        </w:rPr>
-        <w:t xml:space="preserve">4月の全体平均は 99.98 でした。ほぼ100であることは、この標準時間の設定が実態と大きくずれていないことを示しています。</w:t>
-      </w:r>
-    </w:p>
     <w:p>
       <w:pPr>
         <w:pStyle w:val="Heading1"/>
@@ -790,7 +1422,440 @@
           <w:sz w:val="26"/>
           <w:szCs w:val="26"/>
         </w:rPr>
-        <w:t xml:space="preserve">4. 皆さんにとって何が良くなるか</w:t>
+        <w:t xml:space="preserve">5. いま、目標にどれだけ届いているか</w:t>
+      </w:r>
+    </w:p>
+    <w:p>
+      <w:pPr>
+        <w:spacing w:after="120" w:before="0" w:line="300"/>
+      </w:pPr>
+      <w:r>
+        <w:rPr>
+          <w:rFonts w:ascii="游ゴシック" w:cs="游ゴシック" w:eastAsia="游ゴシック" w:hAnsi="游ゴシック"/>
+          <w:sz w:val="21"/>
+          <w:szCs w:val="21"/>
+        </w:rPr>
+        <w:t xml:space="preserve">2026年4月の実績を、会社目標 1.6分/件 と比べた結果です。</w:t>
+      </w:r>
+    </w:p>
+    <w:tbl>
+      <w:tblPr>
+        <w:tblW w:type="dxa" w:w="9000"/>
+        <w:tblBorders>
+          <w:top w:val="single" w:color="auto" w:sz="4"/>
+          <w:left w:val="single" w:color="auto" w:sz="4"/>
+          <w:bottom w:val="single" w:color="auto" w:sz="4"/>
+          <w:right w:val="single" w:color="auto" w:sz="4"/>
+          <w:insideH w:val="single" w:color="auto" w:sz="4"/>
+          <w:insideV w:val="single" w:color="auto" w:sz="4"/>
+        </w:tblBorders>
+      </w:tblPr>
+      <w:tblGrid>
+        <w:gridCol w:w="2600"/>
+        <w:gridCol w:w="2100"/>
+        <w:gridCol w:w="4300"/>
+      </w:tblGrid>
+      <w:tr>
+        <w:trPr>
+          <w:tblHeader/>
+        </w:trPr>
+        <w:tc>
+          <w:tcPr>
+            <w:tcW w:type="dxa" w:w="2600"/>
+            <w:shd w:fill="17375E" w:val="clear"/>
+            <w:tcMar>
+              <w:top w:type="dxa" w:w="80"/>
+              <w:left w:type="dxa" w:w="120"/>
+              <w:bottom w:type="dxa" w:w="80"/>
+              <w:right w:type="dxa" w:w="120"/>
+            </w:tcMar>
+          </w:tcPr>
+          <w:p>
+            <w:pPr>
+              <w:spacing w:after="0" w:line="280"/>
+              <w:jc w:val="center"/>
+            </w:pPr>
+            <w:r>
+              <w:rPr>
+                <w:rFonts w:ascii="游ゴシック" w:cs="游ゴシック" w:eastAsia="游ゴシック" w:hAnsi="游ゴシック"/>
+                <w:b/>
+                <w:bCs/>
+                <w:color w:val="FFFFFF"/>
+                <w:sz w:val="20"/>
+                <w:szCs w:val="20"/>
+              </w:rPr>
+              <w:t xml:space="preserve">工程</w:t>
+            </w:r>
+          </w:p>
+        </w:tc>
+        <w:tc>
+          <w:tcPr>
+            <w:tcW w:type="dxa" w:w="2100"/>
+            <w:shd w:fill="17375E" w:val="clear"/>
+            <w:tcMar>
+              <w:top w:type="dxa" w:w="80"/>
+              <w:left w:type="dxa" w:w="120"/>
+              <w:bottom w:type="dxa" w:w="80"/>
+              <w:right w:type="dxa" w:w="120"/>
+            </w:tcMar>
+          </w:tcPr>
+          <w:p>
+            <w:pPr>
+              <w:spacing w:after="0" w:line="280"/>
+              <w:jc w:val="center"/>
+            </w:pPr>
+            <w:r>
+              <w:rPr>
+                <w:rFonts w:ascii="游ゴシック" w:cs="游ゴシック" w:eastAsia="游ゴシック" w:hAnsi="游ゴシック"/>
+                <w:b/>
+                <w:bCs/>
+                <w:color w:val="FFFFFF"/>
+                <w:sz w:val="20"/>
+                <w:szCs w:val="20"/>
+              </w:rPr>
+              <w:t xml:space="preserve">目標達成率</w:t>
+            </w:r>
+          </w:p>
+        </w:tc>
+        <w:tc>
+          <w:tcPr>
+            <w:tcW w:type="dxa" w:w="4300"/>
+            <w:shd w:fill="17375E" w:val="clear"/>
+            <w:tcMar>
+              <w:top w:type="dxa" w:w="80"/>
+              <w:left w:type="dxa" w:w="120"/>
+              <w:bottom w:type="dxa" w:w="80"/>
+              <w:right w:type="dxa" w:w="120"/>
+            </w:tcMar>
+          </w:tcPr>
+          <w:p>
+            <w:pPr>
+              <w:spacing w:after="0" w:line="280"/>
+              <w:jc w:val="center"/>
+            </w:pPr>
+            <w:r>
+              <w:rPr>
+                <w:rFonts w:ascii="游ゴシック" w:cs="游ゴシック" w:eastAsia="游ゴシック" w:hAnsi="游ゴシック"/>
+                <w:b/>
+                <w:bCs/>
+                <w:color w:val="FFFFFF"/>
+                <w:sz w:val="20"/>
+                <w:szCs w:val="20"/>
+              </w:rPr>
+              <w:t xml:space="preserve">内容</w:t>
+            </w:r>
+          </w:p>
+        </w:tc>
+      </w:tr>
+      <w:tr>
+        <w:trPr>
+          <w:tblHeader w:val="false"/>
+        </w:trPr>
+        <w:tc>
+          <w:tcPr>
+            <w:tcW w:type="dxa" w:w="2600"/>
+            <w:tcMar>
+              <w:top w:type="dxa" w:w="80"/>
+              <w:left w:type="dxa" w:w="120"/>
+              <w:bottom w:type="dxa" w:w="80"/>
+              <w:right w:type="dxa" w:w="120"/>
+            </w:tcMar>
+          </w:tcPr>
+          <w:p>
+            <w:pPr>
+              <w:spacing w:after="0" w:line="280"/>
+            </w:pPr>
+            <w:r>
+              <w:rPr>
+                <w:rFonts w:ascii="游ゴシック" w:cs="游ゴシック" w:eastAsia="游ゴシック" w:hAnsi="游ゴシック"/>
+                <w:b w:val="false"/>
+                <w:bCs w:val="false"/>
+                <w:sz w:val="20"/>
+                <w:szCs w:val="20"/>
+              </w:rPr>
+              <w:t xml:space="preserve">梱包</w:t>
+            </w:r>
+          </w:p>
+        </w:tc>
+        <w:tc>
+          <w:tcPr>
+            <w:tcW w:type="dxa" w:w="2100"/>
+            <w:tcMar>
+              <w:top w:type="dxa" w:w="80"/>
+              <w:left w:type="dxa" w:w="120"/>
+              <w:bottom w:type="dxa" w:w="80"/>
+              <w:right w:type="dxa" w:w="120"/>
+            </w:tcMar>
+          </w:tcPr>
+          <w:p>
+            <w:pPr>
+              <w:spacing w:after="0" w:line="280"/>
+            </w:pPr>
+            <w:r>
+              <w:rPr>
+                <w:rFonts w:ascii="游ゴシック" w:cs="游ゴシック" w:eastAsia="游ゴシック" w:hAnsi="游ゴシック"/>
+                <w:b w:val="false"/>
+                <w:bCs w:val="false"/>
+                <w:sz w:val="20"/>
+                <w:szCs w:val="20"/>
+              </w:rPr>
+              <w:t xml:space="preserve">99.9 ％</w:t>
+            </w:r>
+          </w:p>
+        </w:tc>
+        <w:tc>
+          <w:tcPr>
+            <w:tcW w:type="dxa" w:w="4300"/>
+            <w:tcMar>
+              <w:top w:type="dxa" w:w="80"/>
+              <w:left w:type="dxa" w:w="120"/>
+              <w:bottom w:type="dxa" w:w="80"/>
+              <w:right w:type="dxa" w:w="120"/>
+            </w:tcMar>
+          </w:tcPr>
+          <w:p>
+            <w:pPr>
+              <w:spacing w:after="0" w:line="280"/>
+            </w:pPr>
+            <w:r>
+              <w:rPr>
+                <w:rFonts w:ascii="游ゴシック" w:cs="游ゴシック" w:eastAsia="游ゴシック" w:hAnsi="游ゴシック"/>
+                <w:b w:val="false"/>
+                <w:bCs w:val="false"/>
+                <w:sz w:val="20"/>
+                <w:szCs w:val="20"/>
+              </w:rPr>
+              <w:t xml:space="preserve">実測 1.602 分/件。ほぼ目標どおりです。</w:t>
+            </w:r>
+          </w:p>
+        </w:tc>
+      </w:tr>
+      <w:tr>
+        <w:trPr>
+          <w:tblHeader w:val="false"/>
+        </w:trPr>
+        <w:tc>
+          <w:tcPr>
+            <w:tcW w:type="dxa" w:w="2600"/>
+            <w:shd w:fill="F7F9FC" w:val="clear"/>
+            <w:tcMar>
+              <w:top w:type="dxa" w:w="80"/>
+              <w:left w:type="dxa" w:w="120"/>
+              <w:bottom w:type="dxa" w:w="80"/>
+              <w:right w:type="dxa" w:w="120"/>
+            </w:tcMar>
+          </w:tcPr>
+          <w:p>
+            <w:pPr>
+              <w:spacing w:after="0" w:line="280"/>
+            </w:pPr>
+            <w:r>
+              <w:rPr>
+                <w:rFonts w:ascii="游ゴシック" w:cs="游ゴシック" w:eastAsia="游ゴシック" w:hAnsi="游ゴシック"/>
+                <w:b w:val="false"/>
+                <w:bCs w:val="false"/>
+                <w:sz w:val="20"/>
+                <w:szCs w:val="20"/>
+              </w:rPr>
+              <w:t xml:space="preserve">ピッキング</w:t>
+            </w:r>
+          </w:p>
+        </w:tc>
+        <w:tc>
+          <w:tcPr>
+            <w:tcW w:type="dxa" w:w="2100"/>
+            <w:shd w:fill="F7F9FC" w:val="clear"/>
+            <w:tcMar>
+              <w:top w:type="dxa" w:w="80"/>
+              <w:left w:type="dxa" w:w="120"/>
+              <w:bottom w:type="dxa" w:w="80"/>
+              <w:right w:type="dxa" w:w="120"/>
+            </w:tcMar>
+          </w:tcPr>
+          <w:p>
+            <w:pPr>
+              <w:spacing w:after="0" w:line="280"/>
+            </w:pPr>
+            <w:r>
+              <w:rPr>
+                <w:rFonts w:ascii="游ゴシック" w:cs="游ゴシック" w:eastAsia="游ゴシック" w:hAnsi="游ゴシック"/>
+                <w:b w:val="false"/>
+                <w:bCs w:val="false"/>
+                <w:sz w:val="20"/>
+                <w:szCs w:val="20"/>
+              </w:rPr>
+              <w:t xml:space="preserve">83.4 ％</w:t>
+            </w:r>
+          </w:p>
+        </w:tc>
+        <w:tc>
+          <w:tcPr>
+            <w:tcW w:type="dxa" w:w="4300"/>
+            <w:shd w:fill="F7F9FC" w:val="clear"/>
+            <w:tcMar>
+              <w:top w:type="dxa" w:w="80"/>
+              <w:left w:type="dxa" w:w="120"/>
+              <w:bottom w:type="dxa" w:w="80"/>
+              <w:right w:type="dxa" w:w="120"/>
+            </w:tcMar>
+          </w:tcPr>
+          <w:p>
+            <w:pPr>
+              <w:spacing w:after="0" w:line="280"/>
+            </w:pPr>
+            <w:r>
+              <w:rPr>
+                <w:rFonts w:ascii="游ゴシック" w:cs="游ゴシック" w:eastAsia="游ゴシック" w:hAnsi="游ゴシック"/>
+                <w:b w:val="false"/>
+                <w:bCs w:val="false"/>
+                <w:sz w:val="20"/>
+                <w:szCs w:val="20"/>
+              </w:rPr>
+              <w:t xml:space="preserve">実測 1.919 分/件。1件あたり 19.2 秒 足りていません。</w:t>
+            </w:r>
+          </w:p>
+        </w:tc>
+      </w:tr>
+    </w:tbl>
+    <w:p>
+      <w:pPr>
+        <w:spacing w:after="120" w:before="160" w:line="300"/>
+      </w:pPr>
+      <w:r>
+        <w:rPr>
+          <w:rFonts w:ascii="游ゴシック" w:cs="游ゴシック" w:eastAsia="游ゴシック" w:hAnsi="游ゴシック"/>
+          <w:b/>
+          <w:bCs/>
+          <w:sz w:val="21"/>
+          <w:szCs w:val="21"/>
+        </w:rPr>
+        <w:t xml:space="preserve">この「足りない 19.2 秒」の中身が重要です。</w:t>
+      </w:r>
+    </w:p>
+    <w:tbl>
+      <w:tblPr>
+        <w:tblW w:type="dxa" w:w="9000"/>
+        <w:tblBorders>
+          <w:top w:val="single" w:color="auto" w:sz="4"/>
+          <w:left w:val="single" w:color="auto" w:sz="4"/>
+          <w:bottom w:val="single" w:color="auto" w:sz="4"/>
+          <w:right w:val="single" w:color="auto" w:sz="4"/>
+          <w:insideH w:val="single" w:color="auto" w:sz="4"/>
+          <w:insideV w:val="single" w:color="auto" w:sz="4"/>
+        </w:tblBorders>
+      </w:tblPr>
+      <w:tblGrid>
+        <w:gridCol w:w="9000"/>
+      </w:tblGrid>
+      <w:tr>
+        <w:tc>
+          <w:tcPr>
+            <w:tcW w:type="dxa" w:w="9000"/>
+            <w:shd w:fill="FFF8E7" w:val="clear"/>
+            <w:tcMar>
+              <w:top w:type="dxa" w:w="130"/>
+              <w:left w:type="dxa" w:w="180"/>
+              <w:bottom w:type="dxa" w:w="130"/>
+              <w:right w:type="dxa" w:w="180"/>
+            </w:tcMar>
+          </w:tcPr>
+          <w:p>
+            <w:pPr>
+              <w:spacing w:after="80" w:line="300"/>
+              <w:jc w:val="center"/>
+            </w:pPr>
+            <w:r>
+              <w:rPr>
+                <w:rFonts w:ascii="游ゴシック" w:cs="游ゴシック" w:eastAsia="游ゴシック" w:hAnsi="游ゴシック"/>
+                <w:b w:val="false"/>
+                <w:bCs w:val="false"/>
+                <w:color w:val="404040"/>
+                <w:sz w:val="20"/>
+                <w:szCs w:val="20"/>
+              </w:rPr>
+              <w:t xml:space="preserve">ピッキングの未達 19.2 秒/件 の内訳</w:t>
+            </w:r>
+          </w:p>
+          <w:p>
+            <w:pPr>
+              <w:spacing w:after="80" w:line="300"/>
+              <w:jc w:val="center"/>
+            </w:pPr>
+            <w:r>
+              <w:rPr>
+                <w:rFonts w:ascii="游ゴシック" w:cs="游ゴシック" w:eastAsia="游ゴシック" w:hAnsi="游ゴシック"/>
+                <w:b/>
+                <w:bCs/>
+                <w:sz w:val="23"/>
+                <w:szCs w:val="23"/>
+              </w:rPr>
+              <w:t xml:space="preserve">速さ由来 15.5 秒（81％）　／　リスト構成由来 3.6 秒（19％）</w:t>
+            </w:r>
+          </w:p>
+          <w:p>
+            <w:pPr>
+              <w:spacing w:after="0" w:line="300"/>
+              <w:jc w:val="center"/>
+            </w:pPr>
+            <w:r>
+              <w:rPr>
+                <w:rFonts w:ascii="游ゴシック" w:cs="游ゴシック" w:eastAsia="游ゴシック" w:hAnsi="游ゴシック"/>
+                <w:b w:val="false"/>
+                <w:bCs w:val="false"/>
+                <w:color w:val="404040"/>
+                <w:sz w:val="20"/>
+                <w:szCs w:val="20"/>
+              </w:rPr>
+              <w:t xml:space="preserve">8割は日々の作業で埋まる分。2割はリストの組み方で決まる分です。</w:t>
+            </w:r>
+          </w:p>
+        </w:tc>
+      </w:tr>
+    </w:tbl>
+    <w:p>
+      <w:pPr>
+        <w:spacing w:after="120" w:before="120" w:line="300"/>
+      </w:pPr>
+      <w:r>
+        <w:rPr>
+          <w:rFonts w:ascii="游ゴシック" w:cs="游ゴシック" w:eastAsia="游ゴシック" w:hAnsi="游ゴシック"/>
+          <w:sz w:val="21"/>
+          <w:szCs w:val="21"/>
+        </w:rPr>
+        <w:t xml:space="preserve">速さ由来の 15.5 秒は、実測時間と標準時間の差です。ここは作業のしかたを見直せば縮みます。リスト構成由来の 3.6 秒は、1社あたりが 2.33 件しかないために生じる分で、担当者の努力では動かせません。1.6分に収めるには 1社あたり 2.75 件が必要で、この 18％ はリストの組み方の課題です。</w:t>
+      </w:r>
+    </w:p>
+    <w:p>
+      <w:pPr>
+        <w:spacing w:after="120" w:before="0" w:line="300"/>
+      </w:pPr>
+      <w:r>
+        <w:rPr>
+          <w:rFonts w:ascii="游ゴシック" w:cs="游ゴシック" w:eastAsia="游ゴシック" w:hAnsi="游ゴシック"/>
+          <w:sz w:val="21"/>
+          <w:szCs w:val="21"/>
+        </w:rPr>
+        <w:t xml:space="preserve">この内訳は印刷ページの下部に毎月表示されます。数字が変われば自動で計算し直されます。</w:t>
+      </w:r>
+    </w:p>
+    <w:p>
+      <w:pPr>
+        <w:pStyle w:val="Heading1"/>
+        <w:pBdr>
+          <w:bottom w:val="single" w:color="17375E" w:sz="10" w:space="4"/>
+        </w:pBdr>
+        <w:spacing w:after="160" w:before="320"/>
+      </w:pPr>
+      <w:r>
+        <w:rPr>
+          <w:rFonts w:ascii="游ゴシック" w:cs="游ゴシック" w:eastAsia="游ゴシック" w:hAnsi="游ゴシック"/>
+          <w:b/>
+          <w:bCs/>
+          <w:color w:val="17375E"/>
+          <w:sz w:val="26"/>
+          <w:szCs w:val="26"/>
+        </w:rPr>
+        <w:t xml:space="preserve">6. 皆さんにとって何が良くなるか</w:t>
       </w:r>
     </w:p>
     <w:tbl>
@@ -924,7 +1989,7 @@
                 <w:sz w:val="20"/>
                 <w:szCs w:val="20"/>
               </w:rPr>
-              <w:t xml:space="preserve">1社1個ばかりのリストを引いた月でも、その分の段取りは最初から必要な時間として認められます。評価されるのは速さだけです。</w:t>
+              <w:t xml:space="preserve">1社1個ばかりのリストを引いた月でも、その分の段取りは必要な時間として認められます。評価されるのは速さだけです。</w:t>
             </w:r>
           </w:p>
         </w:tc>
@@ -983,7 +2048,7 @@
                 <w:sz w:val="20"/>
                 <w:szCs w:val="20"/>
               </w:rPr>
-              <w:t xml:space="preserve">「公平目標（分/個）」は、その人が実際に担当したリストの構成に合わせて計算されます。全員一律の目標ではありません。</w:t>
+              <w:t xml:space="preserve">「公平目標（分/個）」は、その人が実際に担当したリストの構成に合わせて計算されます。会社目標 1.6分 は全員共通ですが、そこに届かない分の理由が分けて示されます。</w:t>
             </w:r>
           </w:p>
         </w:tc>
@@ -1179,7 +2244,7 @@
           <w:sz w:val="26"/>
           <w:szCs w:val="26"/>
         </w:rPr>
-        <w:t xml:space="preserve">5. この数字にできないこと</w:t>
+        <w:t xml:space="preserve">7. この数字にできないこと</w:t>
       </w:r>
     </w:p>
     <w:p>
@@ -1211,10 +2276,12 @@
       <w:r>
         <w:rPr>
           <w:rFonts w:ascii="游ゴシック" w:cs="游ゴシック" w:eastAsia="游ゴシック" w:hAnsi="游ゴシック"/>
-          <w:sz w:val="21"/>
-          <w:szCs w:val="21"/>
-        </w:rPr>
-        <w:t xml:space="preserve">ピッキングの順位は月ごとにブレます。順位の再現性を示す数値は 0.61 です（1に近いほど安定）。1か月の順位だけで人を判断せず、数か月をならして見る前提で運用します。梱包は 0.89 で比較的安定しています。</w:t>
+          <w:b/>
+          <w:bCs/>
+          <w:sz w:val="21"/>
+          <w:szCs w:val="21"/>
+        </w:rPr>
+        <w:t xml:space="preserve">段取りの見直しで、全員の数字がいったん下がりました。全体の平均は 98.4％ から 90.4％ になっています。これは皆さんの働きが落ちたのではなく、基準を厳しい側に直したためです。</w:t>
       </w:r>
     </w:p>
     <w:p>
@@ -1236,7 +2303,7 @@
           <w:sz w:val="21"/>
           <w:szCs w:val="21"/>
         </w:rPr>
-        <w:t xml:space="preserve">梱包の段取り時間（92.1秒）は、統計的には0と区別できません。データから言えるのは「梱包の段取りが何秒かは特定できない」というところまでです。</w:t>
+        <w:t xml:space="preserve">実績データから統計的に段取り時間を推定すると 113.6 秒/社 という値が出ます。今回採用した 56.05 秒/社 はその約半分です。この開きが何によるものかは、まだ分かっていません。「リストを見る・伝票を挟む」以外にも1社ごとに時間を要する作業がある可能性があります。</w:t>
       </w:r>
     </w:p>
     <w:p>
@@ -1258,7 +2325,7 @@
           <w:sz w:val="21"/>
           <w:szCs w:val="21"/>
         </w:rPr>
-        <w:t xml:space="preserve">時間の記録漏れがあると、その人の効率は実力以上に高く出ます。記録の正確さが、このしくみの前提です。</w:t>
+        <w:t xml:space="preserve">段取りを除いたあとも、リスト構成との相関は完全には消えません（相関 r ＝ 0.24、p ＝ 0.22）。統計的には「傾きは無いと言ってよい」範囲ですが、補正しきれていない分が残っている可能性があります。</w:t>
       </w:r>
     </w:p>
     <w:p>
@@ -1280,7 +2347,29 @@
           <w:sz w:val="21"/>
           <w:szCs w:val="21"/>
         </w:rPr>
-        <w:t xml:space="preserve">企業数が空欄の場合は、段取りの補正なしで計算されます（従来と同じ扱いになります）。</w:t>
+        <w:t xml:space="preserve">ピッキングの順位は月ごとにブレます。順位の再現性を示す数値は 0.61 でした（1に近いほど安定）。1か月の順位だけで人を判断せず、数か月をならして見る前提で運用します。梱包は 0.89 で比較的安定しています。なお、この数値は段取りの見直し前に算出したものなので、あらためて計算し直す必要があります。</w:t>
+      </w:r>
+    </w:p>
+    <w:p>
+      <w:pPr>
+        <w:spacing w:after="100" w:line="300"/>
+        <w:ind w:left="340" w:hanging="200"/>
+      </w:pPr>
+      <w:r>
+        <w:rPr>
+          <w:rFonts w:ascii="游ゴシック" w:cs="游ゴシック" w:eastAsia="游ゴシック" w:hAnsi="游ゴシック"/>
+          <w:sz w:val="21"/>
+          <w:szCs w:val="21"/>
+        </w:rPr>
+        <w:t xml:space="preserve">・</w:t>
+      </w:r>
+      <w:r>
+        <w:rPr>
+          <w:rFonts w:ascii="游ゴシック" w:cs="游ゴシック" w:eastAsia="游ゴシック" w:hAnsi="游ゴシック"/>
+          <w:sz w:val="21"/>
+          <w:szCs w:val="21"/>
+        </w:rPr>
+        <w:t xml:space="preserve">時間の記録漏れがあると、その人の効率は実力以上に高く出ます。記録の正確さが、このしくみの前提です。</w:t>
       </w:r>
     </w:p>
     <w:p>
@@ -1300,7 +2389,7 @@
           <w:sz w:val="26"/>
           <w:szCs w:val="26"/>
         </w:rPr>
-        <w:t xml:space="preserve">6. 誰が何を見るか</w:t>
+        <w:t xml:space="preserve">8. 誰が何を見るか</w:t>
       </w:r>
     </w:p>
     <w:p>
@@ -1337,9 +2426,9 @@
             <w:tcW w:type="dxa" w:w="9000"/>
             <w:shd w:fill="FFF8E7" w:val="clear"/>
             <w:tcMar>
-              <w:top w:type="dxa" w:w="120"/>
+              <w:top w:type="dxa" w:w="130"/>
               <w:left w:type="dxa" w:w="180"/>
-              <w:bottom w:type="dxa" w:w="120"/>
+              <w:bottom w:type="dxa" w:w="130"/>
               <w:right w:type="dxa" w:w="180"/>
             </w:tcMar>
           </w:tcPr>
@@ -1395,7 +2484,7 @@
           <w:sz w:val="26"/>
           <w:szCs w:val="26"/>
         </w:rPr>
-        <w:t xml:space="preserve">7. 処遇との関係</w:t>
+        <w:t xml:space="preserve">9. 処遇との関係</w:t>
       </w:r>
     </w:p>
     <w:p>
@@ -1445,7 +2534,7 @@
           <w:sz w:val="21"/>
           <w:szCs w:val="21"/>
         </w:rPr>
-        <w:t xml:space="preserve">1か月の数字だけで判断せず、数か月をならして見ること（ピッキングの再現性は 0.61 です）</w:t>
+        <w:t xml:space="preserve">1か月の数字だけで判断せず、数か月をならして見ること</w:t>
       </w:r>
     </w:p>
     <w:p>
@@ -1468,6 +2557,30 @@
           <w:szCs w:val="21"/>
         </w:rPr>
         <w:t xml:space="preserve">「差があるとは言えない」と判定された範囲を、差として扱わないこと</w:t>
+      </w:r>
+    </w:p>
+    <w:p>
+      <w:pPr>
+        <w:spacing w:after="100" w:line="300"/>
+        <w:ind w:left="340" w:hanging="200"/>
+      </w:pPr>
+      <w:r>
+        <w:rPr>
+          <w:rFonts w:ascii="游ゴシック" w:cs="游ゴシック" w:eastAsia="游ゴシック" w:hAnsi="游ゴシック"/>
+          <w:sz w:val="21"/>
+          <w:szCs w:val="21"/>
+        </w:rPr>
+        <w:t xml:space="preserve">・</w:t>
+      </w:r>
+      <w:r>
+        <w:rPr>
+          <w:rFonts w:ascii="游ゴシック" w:cs="游ゴシック" w:eastAsia="游ゴシック" w:hAnsi="游ゴシック"/>
+          <w:b/>
+          <w:bCs/>
+          <w:sz w:val="21"/>
+          <w:szCs w:val="21"/>
+        </w:rPr>
+        <w:t xml:space="preserve">リスト構成由来の不足を、本人の評価に含めないこと</w:t>
       </w:r>
     </w:p>
     <w:p>
@@ -1544,7 +2657,7 @@
           <w:sz w:val="21"/>
           <w:szCs w:val="21"/>
         </w:rPr>
-        <w:t xml:space="preserve">計算に使っている係数（1社あたり92.1秒など）は、実測値が取れ次第あらためて差し替えていきます。数字の出方に疑問があれば、【　問い合わせ先　】までお知らせください。</w:t>
+        <w:t xml:space="preserve">計算に使っている係数は、実測値が取れ次第あらためて差し替えていきます。今回の「リストを見る 10秒」も、現場からの指摘を反映したものです。数字の出方に疑問があれば、【　問い合わせ先　】までお知らせください。</w:t>
       </w:r>
     </w:p>
     <w:p>
@@ -1559,7 +2672,7 @@
           <w:sz w:val="21"/>
           <w:szCs w:val="21"/>
         </w:rPr>
-        <w:t xml:space="preserve">このしくみは、皆さんを順位づけするためではなく、担当した仕事の中身によって評価が変わってしまう状態をなくすために導入しました。</w:t>
+        <w:t xml:space="preserve">このしくみは、皆さんを順位づけするためではなく、目標に届かない理由を「作業のしかた」と「リストの組み方」に分けて、それぞれに正しく手を打つために導入しました。</w:t>
       </w:r>
     </w:p>
     <w:sectPr>

--- a/docs/作業評価のしくみについて.docx
+++ b/docs/作業評価のしくみについて.docx
@@ -1840,6 +1840,480 @@
     </w:p>
     <w:p>
       <w:pPr>
+        <w:spacing w:after="120" w:before="120" w:line="300"/>
+      </w:pPr>
+      <w:r>
+        <w:rPr>
+          <w:rFonts w:ascii="游ゴシック" w:cs="游ゴシック" w:eastAsia="游ゴシック" w:hAnsi="游ゴシック"/>
+          <w:sz w:val="21"/>
+          <w:szCs w:val="21"/>
+        </w:rPr>
+        <w:t xml:space="preserve">一人ひとりの判定も、この達成率で行います。ピッキング・梱包の各シートに、次の4段階で表示されます。</w:t>
+      </w:r>
+    </w:p>
+    <w:tbl>
+      <w:tblPr>
+        <w:tblW w:type="dxa" w:w="9000"/>
+        <w:tblBorders>
+          <w:top w:val="single" w:color="auto" w:sz="4"/>
+          <w:left w:val="single" w:color="auto" w:sz="4"/>
+          <w:bottom w:val="single" w:color="auto" w:sz="4"/>
+          <w:right w:val="single" w:color="auto" w:sz="4"/>
+          <w:insideH w:val="single" w:color="auto" w:sz="4"/>
+          <w:insideV w:val="single" w:color="auto" w:sz="4"/>
+        </w:tblBorders>
+      </w:tblPr>
+      <w:tblGrid>
+        <w:gridCol w:w="2200"/>
+        <w:gridCol w:w="3200"/>
+        <w:gridCol w:w="3600"/>
+      </w:tblGrid>
+      <w:tr>
+        <w:trPr>
+          <w:tblHeader/>
+        </w:trPr>
+        <w:tc>
+          <w:tcPr>
+            <w:tcW w:type="dxa" w:w="2200"/>
+            <w:shd w:fill="17375E" w:val="clear"/>
+            <w:tcMar>
+              <w:top w:type="dxa" w:w="80"/>
+              <w:left w:type="dxa" w:w="120"/>
+              <w:bottom w:type="dxa" w:w="80"/>
+              <w:right w:type="dxa" w:w="120"/>
+            </w:tcMar>
+          </w:tcPr>
+          <w:p>
+            <w:pPr>
+              <w:spacing w:after="0" w:line="280"/>
+              <w:jc w:val="center"/>
+            </w:pPr>
+            <w:r>
+              <w:rPr>
+                <w:rFonts w:ascii="游ゴシック" w:cs="游ゴシック" w:eastAsia="游ゴシック" w:hAnsi="游ゴシック"/>
+                <w:b/>
+                <w:bCs/>
+                <w:color w:val="FFFFFF"/>
+                <w:sz w:val="20"/>
+                <w:szCs w:val="20"/>
+              </w:rPr>
+              <w:t xml:space="preserve">判定</w:t>
+            </w:r>
+          </w:p>
+        </w:tc>
+        <w:tc>
+          <w:tcPr>
+            <w:tcW w:type="dxa" w:w="3200"/>
+            <w:shd w:fill="17375E" w:val="clear"/>
+            <w:tcMar>
+              <w:top w:type="dxa" w:w="80"/>
+              <w:left w:type="dxa" w:w="120"/>
+              <w:bottom w:type="dxa" w:w="80"/>
+              <w:right w:type="dxa" w:w="120"/>
+            </w:tcMar>
+          </w:tcPr>
+          <w:p>
+            <w:pPr>
+              <w:spacing w:after="0" w:line="280"/>
+              <w:jc w:val="center"/>
+            </w:pPr>
+            <w:r>
+              <w:rPr>
+                <w:rFonts w:ascii="游ゴシック" w:cs="游ゴシック" w:eastAsia="游ゴシック" w:hAnsi="游ゴシック"/>
+                <w:b/>
+                <w:bCs/>
+                <w:color w:val="FFFFFF"/>
+                <w:sz w:val="20"/>
+                <w:szCs w:val="20"/>
+              </w:rPr>
+              <w:t xml:space="preserve">達成率</w:t>
+            </w:r>
+          </w:p>
+        </w:tc>
+        <w:tc>
+          <w:tcPr>
+            <w:tcW w:type="dxa" w:w="3600"/>
+            <w:shd w:fill="17375E" w:val="clear"/>
+            <w:tcMar>
+              <w:top w:type="dxa" w:w="80"/>
+              <w:left w:type="dxa" w:w="120"/>
+              <w:bottom w:type="dxa" w:w="80"/>
+              <w:right w:type="dxa" w:w="120"/>
+            </w:tcMar>
+          </w:tcPr>
+          <w:p>
+            <w:pPr>
+              <w:spacing w:after="0" w:line="280"/>
+              <w:jc w:val="center"/>
+            </w:pPr>
+            <w:r>
+              <w:rPr>
+                <w:rFonts w:ascii="游ゴシック" w:cs="游ゴシック" w:eastAsia="游ゴシック" w:hAnsi="游ゴシック"/>
+                <w:b/>
+                <w:bCs/>
+                <w:color w:val="FFFFFF"/>
+                <w:sz w:val="20"/>
+                <w:szCs w:val="20"/>
+              </w:rPr>
+              <w:t xml:space="preserve">意味</w:t>
+            </w:r>
+          </w:p>
+        </w:tc>
+      </w:tr>
+      <w:tr>
+        <w:trPr>
+          <w:tblHeader w:val="false"/>
+        </w:trPr>
+        <w:tc>
+          <w:tcPr>
+            <w:tcW w:type="dxa" w:w="2200"/>
+            <w:tcMar>
+              <w:top w:type="dxa" w:w="80"/>
+              <w:left w:type="dxa" w:w="120"/>
+              <w:bottom w:type="dxa" w:w="80"/>
+              <w:right w:type="dxa" w:w="120"/>
+            </w:tcMar>
+          </w:tcPr>
+          <w:p>
+            <w:pPr>
+              <w:spacing w:after="0" w:line="280"/>
+            </w:pPr>
+            <w:r>
+              <w:rPr>
+                <w:rFonts w:ascii="游ゴシック" w:cs="游ゴシック" w:eastAsia="游ゴシック" w:hAnsi="游ゴシック"/>
+                <w:b w:val="false"/>
+                <w:bCs w:val="false"/>
+                <w:sz w:val="20"/>
+                <w:szCs w:val="20"/>
+              </w:rPr>
+              <w:t xml:space="preserve">◎ 達成</w:t>
+            </w:r>
+          </w:p>
+        </w:tc>
+        <w:tc>
+          <w:tcPr>
+            <w:tcW w:type="dxa" w:w="3200"/>
+            <w:tcMar>
+              <w:top w:type="dxa" w:w="80"/>
+              <w:left w:type="dxa" w:w="120"/>
+              <w:bottom w:type="dxa" w:w="80"/>
+              <w:right w:type="dxa" w:w="120"/>
+            </w:tcMar>
+          </w:tcPr>
+          <w:p>
+            <w:pPr>
+              <w:spacing w:after="0" w:line="280"/>
+            </w:pPr>
+            <w:r>
+              <w:rPr>
+                <w:rFonts w:ascii="游ゴシック" w:cs="游ゴシック" w:eastAsia="游ゴシック" w:hAnsi="游ゴシック"/>
+                <w:b w:val="false"/>
+                <w:bCs w:val="false"/>
+                <w:sz w:val="20"/>
+                <w:szCs w:val="20"/>
+              </w:rPr>
+              <w:t xml:space="preserve">100％以上</w:t>
+            </w:r>
+          </w:p>
+        </w:tc>
+        <w:tc>
+          <w:tcPr>
+            <w:tcW w:type="dxa" w:w="3600"/>
+            <w:tcMar>
+              <w:top w:type="dxa" w:w="80"/>
+              <w:left w:type="dxa" w:w="120"/>
+              <w:bottom w:type="dxa" w:w="80"/>
+              <w:right w:type="dxa" w:w="120"/>
+            </w:tcMar>
+          </w:tcPr>
+          <w:p>
+            <w:pPr>
+              <w:spacing w:after="0" w:line="280"/>
+            </w:pPr>
+            <w:r>
+              <w:rPr>
+                <w:rFonts w:ascii="游ゴシック" w:cs="游ゴシック" w:eastAsia="游ゴシック" w:hAnsi="游ゴシック"/>
+                <w:b w:val="false"/>
+                <w:bCs w:val="false"/>
+                <w:sz w:val="20"/>
+                <w:szCs w:val="20"/>
+              </w:rPr>
+              <w:t xml:space="preserve">会社目標に届いています</w:t>
+            </w:r>
+          </w:p>
+        </w:tc>
+      </w:tr>
+      <w:tr>
+        <w:trPr>
+          <w:tblHeader w:val="false"/>
+        </w:trPr>
+        <w:tc>
+          <w:tcPr>
+            <w:tcW w:type="dxa" w:w="2200"/>
+            <w:shd w:fill="F7F9FC" w:val="clear"/>
+            <w:tcMar>
+              <w:top w:type="dxa" w:w="80"/>
+              <w:left w:type="dxa" w:w="120"/>
+              <w:bottom w:type="dxa" w:w="80"/>
+              <w:right w:type="dxa" w:w="120"/>
+            </w:tcMar>
+          </w:tcPr>
+          <w:p>
+            <w:pPr>
+              <w:spacing w:after="0" w:line="280"/>
+            </w:pPr>
+            <w:r>
+              <w:rPr>
+                <w:rFonts w:ascii="游ゴシック" w:cs="游ゴシック" w:eastAsia="游ゴシック" w:hAnsi="游ゴシック"/>
+                <w:b w:val="false"/>
+                <w:bCs w:val="false"/>
+                <w:sz w:val="20"/>
+                <w:szCs w:val="20"/>
+              </w:rPr>
+              <w:t xml:space="preserve">○ あと一歩</w:t>
+            </w:r>
+          </w:p>
+        </w:tc>
+        <w:tc>
+          <w:tcPr>
+            <w:tcW w:type="dxa" w:w="3200"/>
+            <w:shd w:fill="F7F9FC" w:val="clear"/>
+            <w:tcMar>
+              <w:top w:type="dxa" w:w="80"/>
+              <w:left w:type="dxa" w:w="120"/>
+              <w:bottom w:type="dxa" w:w="80"/>
+              <w:right w:type="dxa" w:w="120"/>
+            </w:tcMar>
+          </w:tcPr>
+          <w:p>
+            <w:pPr>
+              <w:spacing w:after="0" w:line="280"/>
+            </w:pPr>
+            <w:r>
+              <w:rPr>
+                <w:rFonts w:ascii="游ゴシック" w:cs="游ゴシック" w:eastAsia="游ゴシック" w:hAnsi="游ゴシック"/>
+                <w:b w:val="false"/>
+                <w:bCs w:val="false"/>
+                <w:sz w:val="20"/>
+                <w:szCs w:val="20"/>
+              </w:rPr>
+              <w:t xml:space="preserve">90〜100％</w:t>
+            </w:r>
+          </w:p>
+        </w:tc>
+        <w:tc>
+          <w:tcPr>
+            <w:tcW w:type="dxa" w:w="3600"/>
+            <w:shd w:fill="F7F9FC" w:val="clear"/>
+            <w:tcMar>
+              <w:top w:type="dxa" w:w="80"/>
+              <w:left w:type="dxa" w:w="120"/>
+              <w:bottom w:type="dxa" w:w="80"/>
+              <w:right w:type="dxa" w:w="120"/>
+            </w:tcMar>
+          </w:tcPr>
+          <w:p>
+            <w:pPr>
+              <w:spacing w:after="0" w:line="280"/>
+            </w:pPr>
+            <w:r>
+              <w:rPr>
+                <w:rFonts w:ascii="游ゴシック" w:cs="游ゴシック" w:eastAsia="游ゴシック" w:hAnsi="游ゴシック"/>
+                <w:b w:val="false"/>
+                <w:bCs w:val="false"/>
+                <w:sz w:val="20"/>
+                <w:szCs w:val="20"/>
+              </w:rPr>
+              <w:t xml:space="preserve">あと1割以内です</w:t>
+            </w:r>
+          </w:p>
+        </w:tc>
+      </w:tr>
+      <w:tr>
+        <w:trPr>
+          <w:tblHeader w:val="false"/>
+        </w:trPr>
+        <w:tc>
+          <w:tcPr>
+            <w:tcW w:type="dxa" w:w="2200"/>
+            <w:tcMar>
+              <w:top w:type="dxa" w:w="80"/>
+              <w:left w:type="dxa" w:w="120"/>
+              <w:bottom w:type="dxa" w:w="80"/>
+              <w:right w:type="dxa" w:w="120"/>
+            </w:tcMar>
+          </w:tcPr>
+          <w:p>
+            <w:pPr>
+              <w:spacing w:after="0" w:line="280"/>
+            </w:pPr>
+            <w:r>
+              <w:rPr>
+                <w:rFonts w:ascii="游ゴシック" w:cs="游ゴシック" w:eastAsia="游ゴシック" w:hAnsi="游ゴシック"/>
+                <w:b w:val="false"/>
+                <w:bCs w:val="false"/>
+                <w:sz w:val="20"/>
+                <w:szCs w:val="20"/>
+              </w:rPr>
+              <w:t xml:space="preserve">△ 要改善</w:t>
+            </w:r>
+          </w:p>
+        </w:tc>
+        <w:tc>
+          <w:tcPr>
+            <w:tcW w:type="dxa" w:w="3200"/>
+            <w:tcMar>
+              <w:top w:type="dxa" w:w="80"/>
+              <w:left w:type="dxa" w:w="120"/>
+              <w:bottom w:type="dxa" w:w="80"/>
+              <w:right w:type="dxa" w:w="120"/>
+            </w:tcMar>
+          </w:tcPr>
+          <w:p>
+            <w:pPr>
+              <w:spacing w:after="0" w:line="280"/>
+            </w:pPr>
+            <w:r>
+              <w:rPr>
+                <w:rFonts w:ascii="游ゴシック" w:cs="游ゴシック" w:eastAsia="游ゴシック" w:hAnsi="游ゴシック"/>
+                <w:b w:val="false"/>
+                <w:bCs w:val="false"/>
+                <w:sz w:val="20"/>
+                <w:szCs w:val="20"/>
+              </w:rPr>
+              <w:t xml:space="preserve">80〜90％</w:t>
+            </w:r>
+          </w:p>
+        </w:tc>
+        <w:tc>
+          <w:tcPr>
+            <w:tcW w:type="dxa" w:w="3600"/>
+            <w:tcMar>
+              <w:top w:type="dxa" w:w="80"/>
+              <w:left w:type="dxa" w:w="120"/>
+              <w:bottom w:type="dxa" w:w="80"/>
+              <w:right w:type="dxa" w:w="120"/>
+            </w:tcMar>
+          </w:tcPr>
+          <w:p>
+            <w:pPr>
+              <w:spacing w:after="0" w:line="280"/>
+            </w:pPr>
+            <w:r>
+              <w:rPr>
+                <w:rFonts w:ascii="游ゴシック" w:cs="游ゴシック" w:eastAsia="游ゴシック" w:hAnsi="游ゴシック"/>
+                <w:b w:val="false"/>
+                <w:bCs w:val="false"/>
+                <w:sz w:val="20"/>
+                <w:szCs w:val="20"/>
+              </w:rPr>
+              <w:t xml:space="preserve">作業のしかたを見直しましょう</w:t>
+            </w:r>
+          </w:p>
+        </w:tc>
+      </w:tr>
+      <w:tr>
+        <w:trPr>
+          <w:tblHeader w:val="false"/>
+        </w:trPr>
+        <w:tc>
+          <w:tcPr>
+            <w:tcW w:type="dxa" w:w="2200"/>
+            <w:shd w:fill="F7F9FC" w:val="clear"/>
+            <w:tcMar>
+              <w:top w:type="dxa" w:w="80"/>
+              <w:left w:type="dxa" w:w="120"/>
+              <w:bottom w:type="dxa" w:w="80"/>
+              <w:right w:type="dxa" w:w="120"/>
+            </w:tcMar>
+          </w:tcPr>
+          <w:p>
+            <w:pPr>
+              <w:spacing w:after="0" w:line="280"/>
+            </w:pPr>
+            <w:r>
+              <w:rPr>
+                <w:rFonts w:ascii="游ゴシック" w:cs="游ゴシック" w:eastAsia="游ゴシック" w:hAnsi="游ゴシック"/>
+                <w:b w:val="false"/>
+                <w:bCs w:val="false"/>
+                <w:sz w:val="20"/>
+                <w:szCs w:val="20"/>
+              </w:rPr>
+              <w:t xml:space="preserve">✕ 要支援</w:t>
+            </w:r>
+          </w:p>
+        </w:tc>
+        <w:tc>
+          <w:tcPr>
+            <w:tcW w:type="dxa" w:w="3200"/>
+            <w:shd w:fill="F7F9FC" w:val="clear"/>
+            <w:tcMar>
+              <w:top w:type="dxa" w:w="80"/>
+              <w:left w:type="dxa" w:w="120"/>
+              <w:bottom w:type="dxa" w:w="80"/>
+              <w:right w:type="dxa" w:w="120"/>
+            </w:tcMar>
+          </w:tcPr>
+          <w:p>
+            <w:pPr>
+              <w:spacing w:after="0" w:line="280"/>
+            </w:pPr>
+            <w:r>
+              <w:rPr>
+                <w:rFonts w:ascii="游ゴシック" w:cs="游ゴシック" w:eastAsia="游ゴシック" w:hAnsi="游ゴシック"/>
+                <w:b w:val="false"/>
+                <w:bCs w:val="false"/>
+                <w:sz w:val="20"/>
+                <w:szCs w:val="20"/>
+              </w:rPr>
+              <w:t xml:space="preserve">80％未満</w:t>
+            </w:r>
+          </w:p>
+        </w:tc>
+        <w:tc>
+          <w:tcPr>
+            <w:tcW w:type="dxa" w:w="3600"/>
+            <w:shd w:fill="F7F9FC" w:val="clear"/>
+            <w:tcMar>
+              <w:top w:type="dxa" w:w="80"/>
+              <w:left w:type="dxa" w:w="120"/>
+              <w:bottom w:type="dxa" w:w="80"/>
+              <w:right w:type="dxa" w:w="120"/>
+            </w:tcMar>
+          </w:tcPr>
+          <w:p>
+            <w:pPr>
+              <w:spacing w:after="0" w:line="280"/>
+            </w:pPr>
+            <w:r>
+              <w:rPr>
+                <w:rFonts w:ascii="游ゴシック" w:cs="游ゴシック" w:eastAsia="游ゴシック" w:hAnsi="游ゴシック"/>
+                <w:b w:val="false"/>
+                <w:bCs w:val="false"/>
+                <w:sz w:val="20"/>
+                <w:szCs w:val="20"/>
+              </w:rPr>
+              <w:t xml:space="preserve">支援を優先して届けます</w:t>
+            </w:r>
+          </w:p>
+        </w:tc>
+      </w:tr>
+    </w:tbl>
+    <w:p>
+      <w:pPr>
+        <w:spacing w:after="120" w:before="120" w:line="300"/>
+      </w:pPr>
+      <w:r>
+        <w:rPr>
+          <w:rFonts w:ascii="游ゴシック" w:cs="游ゴシック" w:eastAsia="游ゴシック" w:hAnsi="游ゴシック"/>
+          <w:sz w:val="21"/>
+          <w:szCs w:val="21"/>
+        </w:rPr>
+        <w:t xml:space="preserve">しきい値（90・80）は「設定」シートで変更できます。◎の基準100％は会社目標そのものです。</w:t>
+      </w:r>
+    </w:p>
+    <w:p>
+      <w:pPr>
         <w:pStyle w:val="Heading1"/>
         <w:pBdr>
           <w:bottom w:val="single" w:color="17375E" w:sz="10" w:space="4"/>
@@ -2105,7 +2579,7 @@
                 <w:sz w:val="20"/>
                 <w:szCs w:val="20"/>
               </w:rPr>
-              <w:t xml:space="preserve">記録日数が少ないと数字はブレます。そのため平均側へ寄せた値と95％の幅を出し、その幅が全体平均をまたぐ場合は「差があるとは言えない」と判定します。たまたま悪かった月が、そのまま評価になることはありません。</w:t>
+              <w:t xml:space="preserve">記録日数が少ないと数字はブレます。各シートには95％の幅（下限・上限）を参考表示しており、幅が広い人は記録日数が足りない合図です。幅が広い人の1か月の判定は、そのまま鵜呑みにせず数か月をならして見ます。</w:t>
             </w:r>
           </w:p>
         </w:tc>
@@ -2347,7 +2821,7 @@
           <w:sz w:val="21"/>
           <w:szCs w:val="21"/>
         </w:rPr>
-        <w:t xml:space="preserve">ピッキングの順位は月ごとにブレます。順位の再現性を示す数値は 0.61 でした（1に近いほど安定）。1か月の順位だけで人を判断せず、数か月をならして見る前提で運用します。梱包は 0.89 で比較的安定しています。なお、この数値は段取りの見直し前に算出したものなので、あらためて計算し直す必要があります。</w:t>
+        <w:t xml:space="preserve">ピッキングの順位は月ごとにブレます。順位の再現性を示す数値は、段取り見直し後のデータで計算し直すと 0.40 でした（1に近いほど安定）。1か月の順位だけで人を判断せず、数か月をならして見る前提で運用します。梱包は 0.87 で比較的安定しています。</w:t>
       </w:r>
     </w:p>
     <w:p>
@@ -2556,7 +3030,7 @@
           <w:sz w:val="21"/>
           <w:szCs w:val="21"/>
         </w:rPr>
-        <w:t xml:space="preserve">「差があるとは言えない」と判定された範囲を、差として扱わないこと</w:t>
+        <w:t xml:space="preserve">95％の幅が重なる範囲の順位差を、実力差として扱わないこと</w:t>
       </w:r>
     </w:p>
     <w:p>

--- a/docs/作業評価のしくみについて.docx
+++ b/docs/作業評価のしくみについて.docx
@@ -2314,6 +2314,19 @@
     </w:p>
     <w:p>
       <w:pPr>
+        <w:spacing w:after="120" w:before="120" w:line="300"/>
+      </w:pPr>
+      <w:r>
+        <w:rPr>
+          <w:rFonts w:ascii="游ゴシック" w:cs="游ゴシック" w:eastAsia="游ゴシック" w:hAnsi="游ゴシック"/>
+          <w:sz w:val="21"/>
+          <w:szCs w:val="21"/>
+        </w:rPr>
+        <w:t xml:space="preserve">各シートの「順位」列も、この同じ達成率で付けています。判定と順位が別々の物差しになることはありません。順位が上なのに判定が低い、といった食い違いは起きません。</w:t>
+      </w:r>
+    </w:p>
+    <w:p>
+      <w:pPr>
         <w:pStyle w:val="Heading1"/>
         <w:pBdr>
           <w:bottom w:val="single" w:color="17375E" w:sz="10" w:space="4"/>
@@ -2821,7 +2834,7 @@
           <w:sz w:val="21"/>
           <w:szCs w:val="21"/>
         </w:rPr>
-        <w:t xml:space="preserve">ピッキングの順位は月ごとにブレます。順位の再現性を示す数値は、段取り見直し後のデータで計算し直すと 0.40 でした（1に近いほど安定）。1か月の順位だけで人を判断せず、数か月をならして見る前提で運用します。梱包は 0.87 で比較的安定しています。</w:t>
+        <w:t xml:space="preserve">ピッキングの順位は月ごとにブレます。ブレの大きさを示す再現性の数値は、段取り見直し後のデータで計算し直すと 0.40 でした（1に近いほど安定）。1か月の順位だけで人を判断せず、数か月をならして見る前提で運用します。梱包は 0.87 で比較的安定しています。</w:t>
       </w:r>
     </w:p>
     <w:p>
@@ -2879,6 +2892,215 @@
         <w:t xml:space="preserve">全員の氏名と順位が並んだ一覧は、係長が見ます。改善の支援をどこから始めるかを決めるための資料です。</w:t>
       </w:r>
     </w:p>
+    <w:p>
+      <w:pPr>
+        <w:spacing w:after="120" w:before="120" w:line="300"/>
+      </w:pPr>
+      <w:r>
+        <w:rPr>
+          <w:rFonts w:ascii="游ゴシック" w:cs="游ゴシック" w:eastAsia="游ゴシック" w:hAnsi="游ゴシック"/>
+          <w:sz w:val="21"/>
+          <w:szCs w:val="21"/>
+        </w:rPr>
+        <w:t xml:space="preserve">並びが2種類あるので、見誤らないようにご注意ください。</w:t>
+      </w:r>
+    </w:p>
+    <w:tbl>
+      <w:tblPr>
+        <w:tblW w:type="dxa" w:w="9000"/>
+        <w:tblBorders>
+          <w:top w:val="single" w:color="auto" w:sz="4"/>
+          <w:left w:val="single" w:color="auto" w:sz="4"/>
+          <w:bottom w:val="single" w:color="auto" w:sz="4"/>
+          <w:right w:val="single" w:color="auto" w:sz="4"/>
+          <w:insideH w:val="single" w:color="auto" w:sz="4"/>
+          <w:insideV w:val="single" w:color="auto" w:sz="4"/>
+        </w:tblBorders>
+      </w:tblPr>
+      <w:tblGrid>
+        <w:gridCol w:w="3200"/>
+        <w:gridCol w:w="5800"/>
+      </w:tblGrid>
+      <w:tr>
+        <w:trPr>
+          <w:tblHeader/>
+        </w:trPr>
+        <w:tc>
+          <w:tcPr>
+            <w:tcW w:type="dxa" w:w="3200"/>
+            <w:shd w:fill="17375E" w:val="clear"/>
+            <w:tcMar>
+              <w:top w:type="dxa" w:w="80"/>
+              <w:left w:type="dxa" w:w="120"/>
+              <w:bottom w:type="dxa" w:w="80"/>
+              <w:right w:type="dxa" w:w="120"/>
+            </w:tcMar>
+          </w:tcPr>
+          <w:p>
+            <w:pPr>
+              <w:spacing w:after="0" w:line="280"/>
+              <w:jc w:val="center"/>
+            </w:pPr>
+            <w:r>
+              <w:rPr>
+                <w:rFonts w:ascii="游ゴシック" w:cs="游ゴシック" w:eastAsia="游ゴシック" w:hAnsi="游ゴシック"/>
+                <w:b/>
+                <w:bCs/>
+                <w:color w:val="FFFFFF"/>
+                <w:sz w:val="20"/>
+                <w:szCs w:val="20"/>
+              </w:rPr>
+              <w:t xml:space="preserve">どこの並びか</w:t>
+            </w:r>
+          </w:p>
+        </w:tc>
+        <w:tc>
+          <w:tcPr>
+            <w:tcW w:type="dxa" w:w="5800"/>
+            <w:shd w:fill="17375E" w:val="clear"/>
+            <w:tcMar>
+              <w:top w:type="dxa" w:w="80"/>
+              <w:left w:type="dxa" w:w="120"/>
+              <w:bottom w:type="dxa" w:w="80"/>
+              <w:right w:type="dxa" w:w="120"/>
+            </w:tcMar>
+          </w:tcPr>
+          <w:p>
+            <w:pPr>
+              <w:spacing w:after="0" w:line="280"/>
+              <w:jc w:val="center"/>
+            </w:pPr>
+            <w:r>
+              <w:rPr>
+                <w:rFonts w:ascii="游ゴシック" w:cs="游ゴシック" w:eastAsia="游ゴシック" w:hAnsi="游ゴシック"/>
+                <w:b/>
+                <w:bCs/>
+                <w:color w:val="FFFFFF"/>
+                <w:sz w:val="20"/>
+                <w:szCs w:val="20"/>
+              </w:rPr>
+              <w:t xml:space="preserve">並び方</w:t>
+            </w:r>
+          </w:p>
+        </w:tc>
+      </w:tr>
+      <w:tr>
+        <w:trPr>
+          <w:tblHeader w:val="false"/>
+        </w:trPr>
+        <w:tc>
+          <w:tcPr>
+            <w:tcW w:type="dxa" w:w="3200"/>
+            <w:tcMar>
+              <w:top w:type="dxa" w:w="80"/>
+              <w:left w:type="dxa" w:w="120"/>
+              <w:bottom w:type="dxa" w:w="80"/>
+              <w:right w:type="dxa" w:w="120"/>
+            </w:tcMar>
+          </w:tcPr>
+          <w:p>
+            <w:pPr>
+              <w:spacing w:after="0" w:line="280"/>
+            </w:pPr>
+            <w:r>
+              <w:rPr>
+                <w:rFonts w:ascii="游ゴシック" w:cs="游ゴシック" w:eastAsia="游ゴシック" w:hAnsi="游ゴシック"/>
+                <w:b w:val="false"/>
+                <w:bCs w:val="false"/>
+                <w:sz w:val="20"/>
+                <w:szCs w:val="20"/>
+              </w:rPr>
+              <w:t xml:space="preserve">ピッキング・梱包シートの「順位」列</w:t>
+            </w:r>
+          </w:p>
+        </w:tc>
+        <w:tc>
+          <w:tcPr>
+            <w:tcW w:type="dxa" w:w="5800"/>
+            <w:tcMar>
+              <w:top w:type="dxa" w:w="80"/>
+              <w:left w:type="dxa" w:w="120"/>
+              <w:bottom w:type="dxa" w:w="80"/>
+              <w:right w:type="dxa" w:w="120"/>
+            </w:tcMar>
+          </w:tcPr>
+          <w:p>
+            <w:pPr>
+              <w:spacing w:after="0" w:line="280"/>
+            </w:pPr>
+            <w:r>
+              <w:rPr>
+                <w:rFonts w:ascii="游ゴシック" w:cs="游ゴシック" w:eastAsia="游ゴシック" w:hAnsi="游ゴシック"/>
+                <w:b w:val="false"/>
+                <w:bCs w:val="false"/>
+                <w:sz w:val="20"/>
+                <w:szCs w:val="20"/>
+              </w:rPr>
+              <w:t xml:space="preserve">達成率の高い順。1位は最も目標に近い人です。</w:t>
+            </w:r>
+          </w:p>
+        </w:tc>
+      </w:tr>
+      <w:tr>
+        <w:trPr>
+          <w:tblHeader w:val="false"/>
+        </w:trPr>
+        <w:tc>
+          <w:tcPr>
+            <w:tcW w:type="dxa" w:w="3200"/>
+            <w:shd w:fill="F7F9FC" w:val="clear"/>
+            <w:tcMar>
+              <w:top w:type="dxa" w:w="80"/>
+              <w:left w:type="dxa" w:w="120"/>
+              <w:bottom w:type="dxa" w:w="80"/>
+              <w:right w:type="dxa" w:w="120"/>
+            </w:tcMar>
+          </w:tcPr>
+          <w:p>
+            <w:pPr>
+              <w:spacing w:after="0" w:line="280"/>
+            </w:pPr>
+            <w:r>
+              <w:rPr>
+                <w:rFonts w:ascii="游ゴシック" w:cs="游ゴシック" w:eastAsia="游ゴシック" w:hAnsi="游ゴシック"/>
+                <w:b w:val="false"/>
+                <w:bCs w:val="false"/>
+                <w:sz w:val="20"/>
+                <w:szCs w:val="20"/>
+              </w:rPr>
+              <w:t xml:space="preserve">印刷ページの一覧</w:t>
+            </w:r>
+          </w:p>
+        </w:tc>
+        <w:tc>
+          <w:tcPr>
+            <w:tcW w:type="dxa" w:w="5800"/>
+            <w:shd w:fill="F7F9FC" w:val="clear"/>
+            <w:tcMar>
+              <w:top w:type="dxa" w:w="80"/>
+              <w:left w:type="dxa" w:w="120"/>
+              <w:bottom w:type="dxa" w:w="80"/>
+              <w:right w:type="dxa" w:w="120"/>
+            </w:tcMar>
+          </w:tcPr>
+          <w:p>
+            <w:pPr>
+              <w:spacing w:after="0" w:line="280"/>
+            </w:pPr>
+            <w:r>
+              <w:rPr>
+                <w:rFonts w:ascii="游ゴシック" w:cs="游ゴシック" w:eastAsia="游ゴシック" w:hAnsi="游ゴシック"/>
+                <w:b w:val="false"/>
+                <w:bCs w:val="false"/>
+                <w:sz w:val="20"/>
+                <w:szCs w:val="20"/>
+              </w:rPr>
+              <w:t xml:space="preserve">達成率の低い順。上にいる人ほど、支援を先に届ける相手です。</w:t>
+            </w:r>
+          </w:p>
+        </w:tc>
+      </w:tr>
+    </w:tbl>
     <w:tbl>
       <w:tblPr>
         <w:tblW w:type="dxa" w:w="9000"/>
@@ -2919,7 +3141,7 @@
                 <w:sz w:val="22"/>
                 <w:szCs w:val="22"/>
               </w:rPr>
-              <w:t xml:space="preserve">順位1位は「最も成績が悪い人」ではありません。</w:t>
+              <w:t xml:space="preserve">印刷ページの一覧で上にいることは、「最も成績が悪い人」という意味ではありません。</w:t>
             </w:r>
           </w:p>
           <w:p>

--- a/docs/作業評価のしくみについて.docx
+++ b/docs/作業評価のしくみについて.docx
@@ -288,7 +288,7 @@
                 <w:sz w:val="24"/>
                 <w:szCs w:val="24"/>
               </w:rPr>
-              <w:t xml:space="preserve">相関 r ＝ 0.43　（p ＝ 0.019、29名）</w:t>
+              <w:t xml:space="preserve">相関 r ＝ 0.45　（p ＝ 0.015、29名）</w:t>
             </w:r>
           </w:p>
           <w:p>
@@ -836,7 +836,7 @@
                 <w:sz w:val="20"/>
                 <w:szCs w:val="20"/>
               </w:rPr>
-              <w:t xml:space="preserve">実績 2.33 件との関係</w:t>
+              <w:t xml:space="preserve">実績 2.34 件との関係</w:t>
             </w:r>
           </w:p>
         </w:tc>
@@ -919,7 +919,7 @@
                 <w:sz w:val="20"/>
                 <w:szCs w:val="20"/>
               </w:rPr>
-              <w:t xml:space="preserve">1.94 倍が必要 — 事実上不可能</w:t>
+              <w:t xml:space="preserve">1.93 倍が必要 — 事実上不可能</w:t>
             </w:r>
           </w:p>
         </w:tc>
@@ -1599,7 +1599,7 @@
                 <w:sz w:val="20"/>
                 <w:szCs w:val="20"/>
               </w:rPr>
-              <w:t xml:space="preserve">99.9 ％</w:t>
+              <w:t xml:space="preserve">100.7 ％</w:t>
             </w:r>
           </w:p>
         </w:tc>
@@ -1625,7 +1625,7 @@
                 <w:sz w:val="20"/>
                 <w:szCs w:val="20"/>
               </w:rPr>
-              <w:t xml:space="preserve">実測 1.602 分/件。ほぼ目標どおりです。</w:t>
+              <w:t xml:space="preserve">実測 1.589 分/件。目標に届いています。</w:t>
             </w:r>
           </w:p>
         </w:tc>
@@ -1789,7 +1789,7 @@
                 <w:sz w:val="23"/>
                 <w:szCs w:val="23"/>
               </w:rPr>
-              <w:t xml:space="preserve">速さ由来 15.5 秒（81％）　／　リスト構成由来 3.6 秒（19％）</w:t>
+              <w:t xml:space="preserve">速さ由来 15.6 秒（81％）　／　リスト構成由来 3.6 秒（19％）</w:t>
             </w:r>
           </w:p>
           <w:p>
@@ -1822,7 +1822,7 @@
           <w:sz w:val="21"/>
           <w:szCs w:val="21"/>
         </w:rPr>
-        <w:t xml:space="preserve">速さ由来の 15.5 秒は、実測時間と標準時間の差です。ここは作業のしかたを見直せば縮みます。リスト構成由来の 3.6 秒は、1社あたりが 2.33 件しかないために生じる分で、担当者の努力では動かせません。1.6分に収めるには 1社あたり 2.75 件が必要で、この 18％ はリストの組み方の課題です。</w:t>
+        <w:t xml:space="preserve">速さ由来の 15.6 秒は、実測時間と標準時間の差です。ここは作業のしかたを見直せば縮みます。リスト構成由来の 3.6 秒は、1社あたりが 2.34 件しかないために生じる分で、担当者の努力では動かせません。1.6分に収めるには 1社あたり 2.75 件が必要で、この 18％ はリストの組み方の課題です。</w:t>
       </w:r>
     </w:p>
     <w:p>
@@ -2768,7 +2768,7 @@
           <w:sz w:val="21"/>
           <w:szCs w:val="21"/>
         </w:rPr>
-        <w:t xml:space="preserve">段取りの見直しで、全員の数字がいったん下がりました。全体の平均は 98.4％ から 90.4％ になっています。これは皆さんの働きが落ちたのではなく、基準を厳しい側に直したためです。</w:t>
+        <w:t xml:space="preserve">段取りの見直しで、全員の数字がいったん下がりました。全体の平均（件数で重みづけ）は、見直し前の係数で計算すると 103.4％、見直し後は 89.7％ です。これは皆さんの働きが落ちたのではなく、基準を厳しい側に直したためです。</w:t>
       </w:r>
     </w:p>
     <w:p>
@@ -2812,7 +2812,7 @@
           <w:sz w:val="21"/>
           <w:szCs w:val="21"/>
         </w:rPr>
-        <w:t xml:space="preserve">段取りを除いたあとも、リスト構成との相関は完全には消えません（相関 r ＝ 0.24、p ＝ 0.22）。統計的には「傾きは無いと言ってよい」範囲ですが、補正しきれていない分が残っている可能性があります。</w:t>
+        <w:t xml:space="preserve">段取りを除いたあとも、リスト構成との相関は完全には消えません（相関 r ＝ 0.25、p ＝ 0.18）。統計的には「傾きは無いと言ってよい」範囲ですが、補正しきれていない分が残っている可能性があります。</w:t>
       </w:r>
     </w:p>
     <w:p>
